--- a/K23CNT3-VuTienDuc-2310900023-BC.docx
+++ b/K23CNT3-VuTienDuc-2310900023-BC.docx
@@ -4306,7 +4306,6 @@
         <w:pStyle w:val="Heading3"/>
       </w:pPr>
       <w:r>
-        <w:lastRenderedPageBreak/>
         <w:t>1.4.1. Giới thiệu Model</w:t>
       </w:r>
     </w:p>
@@ -4519,6 +4518,7 @@
         </w:numPr>
       </w:pPr>
       <w:r>
+        <w:lastRenderedPageBreak/>
         <w:t>Cung cấp tính năng nhắc lệnh (IntelliSense) của Visual Studio ngay trong quá trình viết code HTML/Razor.</w:t>
       </w:r>
     </w:p>
@@ -4541,7 +4541,6 @@
         </w:numPr>
       </w:pPr>
       <w:r>
-        <w:lastRenderedPageBreak/>
         <w:t xml:space="preserve">Làm cho cú pháp trở nên rõ ràng và an toàn hơn, đặc biệt khi dùng với các HTML Helpers (ví dụ: @Html.TextBoxFor(m =&gt; </w:t>
       </w:r>
       <w:proofErr w:type="gramStart"/>
@@ -4716,6 +4715,7 @@
         <w:ind w:firstLine="0"/>
       </w:pPr>
       <w:r>
+        <w:lastRenderedPageBreak/>
         <w:t>Đây là một chốt chặn bảo mật và toàn vẹn dữ liệu mang tính sống còn đối với mọi ứng dụng, nhằm giải quyết 3 mục tiêu cốt lõi:</w:t>
       </w:r>
     </w:p>
@@ -4749,7 +4749,6 @@
           <w:b/>
           <w:bCs/>
         </w:rPr>
-        <w:lastRenderedPageBreak/>
         <w:t>Bảo mật hệ thống (Security):</w:t>
       </w:r>
       <w:r>
@@ -4933,6 +4932,7 @@
         </w:numPr>
       </w:pPr>
       <w:r>
+        <w:lastRenderedPageBreak/>
         <w:t>Rất phù hợp để xử lý các logic xác thực cực kỳ phức tạp, yêu cầu tương tác chéo giữa nhiều trường dữ liệu với nhau, hoặc cần truy vấn cơ sở dữ liệu để kiểm tra (ví dụ: Kiểm tra xem tên đăng nhập hoặc email đã tồn tại trong Database chưa trước khi cho phép đăng ký).</w:t>
       </w:r>
     </w:p>
@@ -4956,7 +4956,6 @@
         </w:numPr>
       </w:pPr>
       <w:r>
-        <w:lastRenderedPageBreak/>
         <w:t>Làm cho code bên trong Controller trở nên cồng kềnh, khó đọc và khó bảo trì (vi phạm nguyên tắc "Fat Model, Skinny Controller").</w:t>
       </w:r>
     </w:p>
@@ -5195,6 +5194,7 @@
           <w:b/>
           <w:bCs/>
         </w:rPr>
+        <w:lastRenderedPageBreak/>
         <w:t>Ưu điểm vượt trội:</w:t>
       </w:r>
     </w:p>
@@ -5225,7 +5225,6 @@
         <w:pStyle w:val="Heading3"/>
       </w:pPr>
       <w:r>
-        <w:lastRenderedPageBreak/>
         <w:t>1.5.4. Sử dụng thuộc tính ModelState</w:t>
       </w:r>
     </w:p>
@@ -5397,6 +5396,7 @@
           <w:b/>
           <w:bCs/>
         </w:rPr>
+        <w:lastRenderedPageBreak/>
         <w:t>Vai trò:</w:t>
       </w:r>
       <w:r>
@@ -5418,11 +5418,7 @@
         <w:t>Lợi ích:</w:t>
       </w:r>
       <w:r>
-        <w:t xml:space="preserve"> Thay vì phải viết các câu lệnh SQL thuần túy phức tạp, lập trình viên có thể tương tác với cơ sở dữ liệu thông qua các đối tượng (objects) và sử dụng ngôn </w:t>
-      </w:r>
-      <w:r>
-        <w:lastRenderedPageBreak/>
-        <w:t>ngữ C# quen thuộc. Điều này giúp tăng tốc độ phát triển, giảm thiểu lỗi cú pháp SQL và làm cho mã nguồn dễ bảo trì hơn.</w:t>
+        <w:t xml:space="preserve"> Thay vì phải viết các câu lệnh SQL thuần túy phức tạp, lập trình viên có thể tương tác với cơ sở dữ liệu thông qua các đối tượng (objects) và sử dụng ngôn ngữ C# quen thuộc. Điều này giúp tăng tốc độ phát triển, giảm thiểu lỗi cú pháp SQL và làm cho mã nguồn dễ bảo trì hơn.</w:t>
       </w:r>
     </w:p>
     <w:p>
@@ -5631,6 +5627,7 @@
           <w:b/>
           <w:bCs/>
         </w:rPr>
+        <w:lastRenderedPageBreak/>
         <w:t>Read (Đọc/Lấy dữ liệu):</w:t>
       </w:r>
       <w:r>
@@ -5707,7 +5704,6 @@
           <w:b/>
           <w:bCs/>
         </w:rPr>
-        <w:lastRenderedPageBreak/>
         <w:t>Delete (Xóa):</w:t>
       </w:r>
       <w:r>
@@ -5962,7 +5958,11 @@
         <w:t>Cách thức hoạt động:</w:t>
       </w:r>
       <w:r>
-        <w:t xml:space="preserve"> Thay vì Controller gọi trực tiếp vào DbContext để truy vấn, Controller sẽ gọi các phương thức thông qua một Interface của Repository (ví dụ: IProductRepository). Lớp triển khai (Implementation) của interface này sẽ chứa các câu lệnh LINQ và DbContext.</w:t>
+        <w:t xml:space="preserve"> Thay vì Controller gọi trực tiếp vào DbContext để truy vấn, Controller sẽ gọi các phương thức thông qua một Interface của Repository </w:t>
+      </w:r>
+      <w:r>
+        <w:lastRenderedPageBreak/>
+        <w:t>(ví dụ: IProductRepository). Lớp triển khai (Implementation) của interface này sẽ chứa các câu lệnh LINQ và DbContext.</w:t>
       </w:r>
     </w:p>
     <w:p>
@@ -6010,7 +6010,6 @@
           <w:b/>
           <w:bCs/>
         </w:rPr>
-        <w:lastRenderedPageBreak/>
         <w:t>Tái sử dụng mã (Code Reusability):</w:t>
       </w:r>
       <w:r>
@@ -6034,6 +6033,630 @@
       <w:r>
         <w:t xml:space="preserve"> Dễ dàng tạo ra các Mock Repository (dữ liệu giả) để kiểm thử (test) logic của Controller mà không cần phải kết nối trực tiếp với cơ sở dữ liệu thật.</w:t>
       </w:r>
+    </w:p>
+    <w:p>
+      <w:pPr>
+        <w:pStyle w:val="Heading2"/>
+      </w:pPr>
+      <w:r>
+        <w:t>1.7. Tìm hiểu về Layout trong ASP.NET MVC Core</w:t>
+      </w:r>
+    </w:p>
+    <w:p>
+      <w:pPr>
+        <w:pStyle w:val="Heading3"/>
+      </w:pPr>
+      <w:r>
+        <w:t>1.7.1. Giới thiệu về Layout</w:t>
+      </w:r>
+    </w:p>
+    <w:p>
+      <w:pPr>
+        <w:ind w:firstLine="360"/>
+      </w:pPr>
+      <w:r>
+        <w:t>Trong phát triển web, hầu hết các trang trong một ứng dụng đều chia sẻ chung một cấu trúc giao diện như thanh điều hướng (Header/Menu), thanh bên (Sidebar), và phần chân trang (Footer).</w:t>
+      </w:r>
+    </w:p>
+    <w:p>
+      <w:pPr>
+        <w:numPr>
+          <w:ilvl w:val="0"/>
+          <w:numId w:val="41"/>
+        </w:numPr>
+      </w:pPr>
+      <w:r>
+        <w:rPr>
+          <w:b/>
+          <w:bCs/>
+        </w:rPr>
+        <w:t>Khái niệm:</w:t>
+      </w:r>
+      <w:r>
+        <w:t xml:space="preserve"> Layout trong ASP.NET Core MVC (tương tự như Master Page trong Web Forms) là một tệp giao diện chung, đóng vai trò như một bộ khung (template) chứa các thành phần dùng chung này.</w:t>
+      </w:r>
+    </w:p>
+    <w:p>
+      <w:pPr>
+        <w:numPr>
+          <w:ilvl w:val="0"/>
+          <w:numId w:val="41"/>
+        </w:numPr>
+      </w:pPr>
+      <w:r>
+        <w:rPr>
+          <w:b/>
+          <w:bCs/>
+        </w:rPr>
+        <w:t>Mục đích:</w:t>
+      </w:r>
+      <w:r>
+        <w:t xml:space="preserve"> Thay vì phải sao chép mã HTML của Header và Footer vào từng trang một, chúng ta chỉ cần viết chúng một lần trong file Layout. Các View con sau đó sẽ chỉ chứa nội dung riêng biệt của nó và được "nhúng" vào giữa bộ khung Layout này. Điều này giúp mã nguồn tuân thủ nguyên tắc DRY (Don't Repeat Yourself), tối ưu hóa thời gian phát triển và dễ dàng bảo trì giao diện đồng loạt.</w:t>
+      </w:r>
+    </w:p>
+    <w:p>
+      <w:pPr>
+        <w:pStyle w:val="Heading3"/>
+      </w:pPr>
+      <w:r>
+        <w:t>1.7.2. Tệp Layout và ViewStart</w:t>
+      </w:r>
+    </w:p>
+    <w:p>
+      <w:pPr>
+        <w:ind w:firstLine="360"/>
+      </w:pPr>
+      <w:r>
+        <w:t>Hệ thống Layout thường xoay quanh hai tệp tin quan trọng được đặt trong thư mục Views/Shared hoặc thư mục gốc của Views:</w:t>
+      </w:r>
+    </w:p>
+    <w:p>
+      <w:pPr>
+        <w:numPr>
+          <w:ilvl w:val="0"/>
+          <w:numId w:val="42"/>
+        </w:numPr>
+      </w:pPr>
+      <w:r>
+        <w:rPr>
+          <w:b/>
+          <w:bCs/>
+        </w:rPr>
+        <w:t>Tệp _Layout.cshtml:</w:t>
+      </w:r>
+      <w:r>
+        <w:t xml:space="preserve"> Đây là tệp chứa mã HTML tổng thể (có đủ các thẻ &lt;html&gt;, &lt;head&gt;, &lt;body&gt;). Điểm quan trọng nhất trong tệp này là phương thức @</w:t>
+      </w:r>
+      <w:proofErr w:type="gramStart"/>
+      <w:r>
+        <w:t>RenderBody(</w:t>
+      </w:r>
+      <w:proofErr w:type="gramEnd"/>
+      <w:r>
+        <w:t>). Đây chính là "vùng giữ chỗ" (placeholder) – nơi mà nội dung của các View con sẽ được kết xuất (render) và đổ vào khi trang được tải.</w:t>
+      </w:r>
+    </w:p>
+    <w:p>
+      <w:pPr>
+        <w:numPr>
+          <w:ilvl w:val="0"/>
+          <w:numId w:val="42"/>
+        </w:numPr>
+      </w:pPr>
+      <w:r>
+        <w:rPr>
+          <w:b/>
+          <w:bCs/>
+        </w:rPr>
+        <w:t>Tệp _ViewStart.cshtml:</w:t>
+      </w:r>
+      <w:r>
+        <w:t xml:space="preserve"> Tệp này chứa mã C# chạy trước khi bất kỳ View nào (trong cùng thư mục hoặc thư mục con của nó) được render. Nó thường được dùng để cấu hình Layout mặc định cho toàn bộ ứng dụng (Ví dụ: Layout = </w:t>
+      </w:r>
+      <w:r>
+        <w:lastRenderedPageBreak/>
+        <w:t>"_Layout";), giúp lập trình viên không cần phải khai báo lại thuộc tính Layout ở đầu mỗi file View con.</w:t>
+      </w:r>
+    </w:p>
+    <w:p>
+      <w:pPr>
+        <w:pStyle w:val="Heading3"/>
+      </w:pPr>
+      <w:r>
+        <w:t>1.7.3. Custom Layout (Tùy biến Layout)</w:t>
+      </w:r>
+    </w:p>
+    <w:p>
+      <w:pPr>
+        <w:ind w:firstLine="360"/>
+      </w:pPr>
+      <w:r>
+        <w:t>Một ứng dụng thực tế hiếm khi chỉ dùng một Layout duy nhất. Ví dụ: Giao diện dành cho Khách hàng (Front-end) sẽ khác hoàn toàn với giao diện Bảng điều khiển Quản trị (Admin Panel).</w:t>
+      </w:r>
+    </w:p>
+    <w:p>
+      <w:pPr>
+        <w:numPr>
+          <w:ilvl w:val="0"/>
+          <w:numId w:val="43"/>
+        </w:numPr>
+      </w:pPr>
+      <w:r>
+        <w:rPr>
+          <w:b/>
+          <w:bCs/>
+        </w:rPr>
+        <w:t>Cách thực hiện:</w:t>
+      </w:r>
+      <w:r>
+        <w:t xml:space="preserve"> Bạn có thể tạo nhiều tệp Layout khác nhau (ví dụ: _AdminLayout.cshtml, _UserLayout.cshtml).</w:t>
+      </w:r>
+    </w:p>
+    <w:p>
+      <w:pPr>
+        <w:numPr>
+          <w:ilvl w:val="0"/>
+          <w:numId w:val="43"/>
+        </w:numPr>
+      </w:pPr>
+      <w:r>
+        <w:rPr>
+          <w:b/>
+          <w:bCs/>
+        </w:rPr>
+        <w:t>Áp dụng Custom Layout:</w:t>
+      </w:r>
+      <w:r>
+        <w:t xml:space="preserve"> Để một View cụ thể sử dụng một Layout khác với mặc định, bạn chỉ cần ghi đè giá trị biến Layout ở phần đầu của file View đó. Ví dụ:</w:t>
+      </w:r>
+    </w:p>
+    <w:p>
+      <w:pPr>
+        <w:ind w:firstLine="0"/>
+      </w:pPr>
+      <w:r>
+        <w:t>HTML</w:t>
+      </w:r>
+    </w:p>
+    <w:p>
+      <w:pPr>
+        <w:ind w:firstLine="0"/>
+      </w:pPr>
+      <w:r>
+        <w:t>@{</w:t>
+      </w:r>
+    </w:p>
+    <w:p>
+      <w:pPr>
+        <w:ind w:firstLine="0"/>
+      </w:pPr>
+      <w:r>
+        <w:t xml:space="preserve">    Layout = "~/Views/Shared/_AdminLayout.cshtml";</w:t>
+      </w:r>
+    </w:p>
+    <w:p>
+      <w:pPr>
+        <w:ind w:firstLine="0"/>
+      </w:pPr>
+      <w:r>
+        <w:t>}</w:t>
+      </w:r>
+    </w:p>
+    <w:p>
+      <w:pPr>
+        <w:pStyle w:val="Heading3"/>
+      </w:pPr>
+      <w:r>
+        <w:t>1.7.4. Giới thiệu về CSS và JS trong ASP.NET Core</w:t>
+      </w:r>
+    </w:p>
+    <w:p>
+      <w:pPr>
+        <w:ind w:firstLine="360"/>
+      </w:pPr>
+      <w:r>
+        <w:t xml:space="preserve">Trong kiến trúc ASP.NET Core, các tài nguyên tĩnh (static files) dùng để định dạng và tạo tương tác cho giao diện — bao gồm </w:t>
+      </w:r>
+      <w:r>
+        <w:rPr>
+          <w:b/>
+          <w:bCs/>
+        </w:rPr>
+        <w:t>CSS</w:t>
+      </w:r>
+      <w:r>
+        <w:t xml:space="preserve"> (Cascading Style Sheets), </w:t>
+      </w:r>
+      <w:r>
+        <w:rPr>
+          <w:b/>
+          <w:bCs/>
+        </w:rPr>
+        <w:t>JS</w:t>
+      </w:r>
+      <w:r>
+        <w:t xml:space="preserve"> (JavaScript), hình ảnh, và thư viện bên thứ ba (như Bootstrap, jQuery) — được quản lý tập trung và nghiêm ngặt.</w:t>
+      </w:r>
+    </w:p>
+    <w:p>
+      <w:pPr>
+        <w:numPr>
+          <w:ilvl w:val="0"/>
+          <w:numId w:val="44"/>
+        </w:numPr>
+      </w:pPr>
+      <w:r>
+        <w:rPr>
+          <w:b/>
+          <w:bCs/>
+        </w:rPr>
+        <w:t>Thư mục wwwroot:</w:t>
+      </w:r>
+      <w:r>
+        <w:t xml:space="preserve"> Đây là thư mục gốc dành cho tài nguyên tĩnh trên web. Bất kỳ file CSS hay JS nào muốn truy cập được từ trình duyệt đều bắt buộc phải đặt bên trong thư mục này.</w:t>
+      </w:r>
+    </w:p>
+    <w:p>
+      <w:pPr>
+        <w:pStyle w:val="Heading3"/>
+      </w:pPr>
+      <w:r>
+        <w:t>1.7.5. Tạo và sử dụng CSS</w:t>
+      </w:r>
+    </w:p>
+    <w:p>
+      <w:pPr>
+        <w:numPr>
+          <w:ilvl w:val="0"/>
+          <w:numId w:val="45"/>
+        </w:numPr>
+      </w:pPr>
+      <w:r>
+        <w:rPr>
+          <w:b/>
+          <w:bCs/>
+        </w:rPr>
+        <w:t>Tạo file:</w:t>
+      </w:r>
+      <w:r>
+        <w:t xml:space="preserve"> Các tệp định dạng CSS của riêng ứng dụng thường được đặt trong thư mục wwwroot/css/ (ví dụ: site.css).</w:t>
+      </w:r>
+    </w:p>
+    <w:p>
+      <w:pPr>
+        <w:numPr>
+          <w:ilvl w:val="0"/>
+          <w:numId w:val="45"/>
+        </w:numPr>
+      </w:pPr>
+      <w:r>
+        <w:rPr>
+          <w:b/>
+          <w:bCs/>
+        </w:rPr>
+        <w:t>Sử dụng (Nhúng vào Layout):</w:t>
+      </w:r>
+      <w:r>
+        <w:t xml:space="preserve"> Để áp dụng CSS, bạn gọi chúng trong cặp thẻ &lt;head&gt; của tệp _Layout.cshtml bằng cú pháp dấu ngã ~ (đại diện cho thư mục wwwroot):</w:t>
+      </w:r>
+    </w:p>
+    <w:p>
+      <w:pPr>
+        <w:ind w:firstLine="0"/>
+      </w:pPr>
+      <w:r>
+        <w:t>HTML</w:t>
+      </w:r>
+    </w:p>
+    <w:p>
+      <w:pPr>
+        <w:ind w:firstLine="0"/>
+      </w:pPr>
+      <w:r>
+        <w:t>&lt;link rel="stylesheet" href="~/css/site.css" /&gt;</w:t>
+      </w:r>
+    </w:p>
+    <w:p>
+      <w:pPr>
+        <w:pStyle w:val="Heading3"/>
+      </w:pPr>
+      <w:r>
+        <w:lastRenderedPageBreak/>
+        <w:t>1.7.6. Tạo và sử dụng JavaScript</w:t>
+      </w:r>
+    </w:p>
+    <w:p>
+      <w:pPr>
+        <w:numPr>
+          <w:ilvl w:val="0"/>
+          <w:numId w:val="46"/>
+        </w:numPr>
+      </w:pPr>
+      <w:r>
+        <w:rPr>
+          <w:b/>
+          <w:bCs/>
+        </w:rPr>
+        <w:t>Tạo file:</w:t>
+      </w:r>
+      <w:r>
+        <w:t xml:space="preserve"> Các tệp chứa mã kịch bản JavaScript được lưu tại wwwroot/js/ (ví dụ: site.js).</w:t>
+      </w:r>
+    </w:p>
+    <w:p>
+      <w:pPr>
+        <w:numPr>
+          <w:ilvl w:val="0"/>
+          <w:numId w:val="46"/>
+        </w:numPr>
+      </w:pPr>
+      <w:r>
+        <w:rPr>
+          <w:b/>
+          <w:bCs/>
+        </w:rPr>
+        <w:t>Sử dụng:</w:t>
+      </w:r>
+      <w:r>
+        <w:t xml:space="preserve"> Khác với CSS, các tệp JS thường được nhúng ở cuối thẻ &lt;body&gt; để không làm chậm quá trình render giao diện:</w:t>
+      </w:r>
+    </w:p>
+    <w:p>
+      <w:pPr>
+        <w:ind w:firstLine="0"/>
+      </w:pPr>
+      <w:r>
+        <w:t>HTML</w:t>
+      </w:r>
+    </w:p>
+    <w:p>
+      <w:pPr>
+        <w:ind w:firstLine="0"/>
+      </w:pPr>
+      <w:r>
+        <w:t>&lt;script src="~/js/site.js"&gt;&lt;/script&gt;</w:t>
+      </w:r>
+    </w:p>
+    <w:p>
+      <w:pPr>
+        <w:numPr>
+          <w:ilvl w:val="0"/>
+          <w:numId w:val="46"/>
+        </w:numPr>
+      </w:pPr>
+      <w:r>
+        <w:rPr>
+          <w:b/>
+          <w:bCs/>
+        </w:rPr>
+        <w:t>RenderSection:</w:t>
+      </w:r>
+      <w:r>
+        <w:t xml:space="preserve"> ASP.NET Core cung cấp cú pháp @await </w:t>
+      </w:r>
+      <w:proofErr w:type="gramStart"/>
+      <w:r>
+        <w:t>RenderSectionAsync(</w:t>
+      </w:r>
+      <w:proofErr w:type="gramEnd"/>
+      <w:r>
+        <w:t>"Scripts", required: false) trong Layout. Tính năng này cho phép các View con có thể "bơm" (inject) các đoạn mã JS đặc thù của riêng trang đó vào đúng vị trí quy định trong bộ khung Layout tổng.</w:t>
+      </w:r>
+    </w:p>
+    <w:p>
+      <w:pPr>
+        <w:pStyle w:val="Heading3"/>
+      </w:pPr>
+      <w:r>
+        <w:t>1.7.7. Tạo Area (Phân vùng ứng dụng)</w:t>
+      </w:r>
+    </w:p>
+    <w:p>
+      <w:pPr>
+        <w:ind w:firstLine="360"/>
+      </w:pPr>
+      <w:r>
+        <w:rPr>
+          <w:b/>
+          <w:bCs/>
+        </w:rPr>
+        <w:t>Areas</w:t>
+      </w:r>
+      <w:r>
+        <w:t xml:space="preserve"> là một tính năng mạnh mẽ giúp chia nhỏ một dự án Web lớn thành các phân hệ (modules) chức năng nhỏ hơn, độc lập và dễ quản lý hơn.</w:t>
+      </w:r>
+    </w:p>
+    <w:p>
+      <w:pPr>
+        <w:numPr>
+          <w:ilvl w:val="0"/>
+          <w:numId w:val="47"/>
+        </w:numPr>
+      </w:pPr>
+      <w:r>
+        <w:rPr>
+          <w:b/>
+          <w:bCs/>
+        </w:rPr>
+        <w:t>Cấu trúc:</w:t>
+      </w:r>
+      <w:r>
+        <w:t xml:space="preserve"> Mỗi Area đóng vai trò như một dự án MVC thu nhỏ ngay bên trong dự án chính, sở hữu trọn vẹn bộ 3 thư mục: Models, Views, và Controllers riêng biệt.</w:t>
+      </w:r>
+    </w:p>
+    <w:p>
+      <w:pPr>
+        <w:numPr>
+          <w:ilvl w:val="0"/>
+          <w:numId w:val="47"/>
+        </w:numPr>
+      </w:pPr>
+      <w:r>
+        <w:rPr>
+          <w:b/>
+          <w:bCs/>
+        </w:rPr>
+        <w:t>Ứng dụng thực tế:</w:t>
+      </w:r>
+      <w:r>
+        <w:t xml:space="preserve"> Thường được sử dụng để tách biệt các nhóm chức năng lớn, điển hình nhất là tạo một Area có tên Admin chuyên xử lý các tác vụ quản trị hệ thống, độc lập hoàn toàn với phần frontend của người dùng cuối.</w:t>
+      </w:r>
+    </w:p>
+    <w:p>
+      <w:pPr>
+        <w:numPr>
+          <w:ilvl w:val="0"/>
+          <w:numId w:val="47"/>
+        </w:numPr>
+      </w:pPr>
+      <w:r>
+        <w:rPr>
+          <w:b/>
+          <w:bCs/>
+        </w:rPr>
+        <w:t>Định tuyến (Routing):</w:t>
+      </w:r>
+      <w:r>
+        <w:t xml:space="preserve"> Khi sử dụng Area, hệ thống Routing cần được cấu hình bổ sung (thường có dạng {</w:t>
+      </w:r>
+      <w:proofErr w:type="gramStart"/>
+      <w:r>
+        <w:t>area:exists</w:t>
+      </w:r>
+      <w:proofErr w:type="gramEnd"/>
+      <w:r>
+        <w:t>}/{controller=Home}/{action=Index}/{id?}) để định tuyến chính xác request vào khu vực tương ứng.</w:t>
+      </w:r>
+    </w:p>
+    <w:p>
+      <w:pPr>
+        <w:pStyle w:val="Heading3"/>
+      </w:pPr>
+      <w:r>
+        <w:t>1.7.8. Xây dựng Layout từ 1 template mẫu</w:t>
+      </w:r>
+    </w:p>
+    <w:p>
+      <w:pPr>
+        <w:ind w:firstLine="0"/>
+      </w:pPr>
+      <w:r>
+        <w:t>Trong thực tế đi làm, lập trình viên Backend thường sẽ nhận được các Template HTML/CSS/JS tĩnh đã được thiết kế sẵn từ team Frontend hoặc download từ trên mạng. Việc chuyển đổi Template tĩnh này thành Layout động của ASP.NET Core gồm các bước cơ bản sau:</w:t>
+      </w:r>
+    </w:p>
+    <w:p>
+      <w:pPr>
+        <w:numPr>
+          <w:ilvl w:val="0"/>
+          <w:numId w:val="48"/>
+        </w:numPr>
+      </w:pPr>
+      <w:r>
+        <w:rPr>
+          <w:b/>
+          <w:bCs/>
+        </w:rPr>
+        <w:t>Chuyển giao tài nguyên:</w:t>
+      </w:r>
+      <w:r>
+        <w:t xml:space="preserve"> Copy toàn bộ các thư mục chứa file tĩnh của template (như css, js, img, fonts, plugins) vào trong thư mục wwwroot của project ASP.NET Core.</w:t>
+      </w:r>
+    </w:p>
+    <w:p>
+      <w:pPr>
+        <w:numPr>
+          <w:ilvl w:val="0"/>
+          <w:numId w:val="48"/>
+        </w:numPr>
+      </w:pPr>
+      <w:r>
+        <w:rPr>
+          <w:b/>
+          <w:bCs/>
+        </w:rPr>
+        <w:t>Tạo bộ khung Layout:</w:t>
+      </w:r>
+      <w:r>
+        <w:t xml:space="preserve"> Tạo mới một file _Layout.cshtml. Copy toàn bộ mã HTML của trang chủ tĩnh (thường là index.html) dán vào đây.</w:t>
+      </w:r>
+    </w:p>
+    <w:p>
+      <w:pPr>
+        <w:numPr>
+          <w:ilvl w:val="0"/>
+          <w:numId w:val="48"/>
+        </w:numPr>
+      </w:pPr>
+      <w:r>
+        <w:rPr>
+          <w:b/>
+          <w:bCs/>
+        </w:rPr>
+        <w:lastRenderedPageBreak/>
+        <w:t>Chỉnh sửa đường dẫn:</w:t>
+      </w:r>
+      <w:r>
+        <w:t xml:space="preserve"> Cập nhật lại toàn bộ đường dẫn thẻ &lt;link href="..."&gt; và &lt;script src="..."&gt; sao cho trỏ đúng vào thư mục wwwroot (thêm dấu ~ ở đầu).</w:t>
+      </w:r>
+    </w:p>
+    <w:p>
+      <w:pPr>
+        <w:numPr>
+          <w:ilvl w:val="0"/>
+          <w:numId w:val="48"/>
+        </w:numPr>
+      </w:pPr>
+      <w:r>
+        <w:rPr>
+          <w:b/>
+          <w:bCs/>
+        </w:rPr>
+        <w:t>Khoét lỗ RenderBody:</w:t>
+      </w:r>
+      <w:r>
+        <w:t xml:space="preserve"> Tìm đến phần thẻ HTML chứa khối nội dung chính (nội dung sẽ thay đổi theo từng trang), xóa khối HTML tĩnh đó đi và thay thế bằng lệnh @</w:t>
+      </w:r>
+      <w:proofErr w:type="gramStart"/>
+      <w:r>
+        <w:t>RenderBody(</w:t>
+      </w:r>
+      <w:proofErr w:type="gramEnd"/>
+      <w:r>
+        <w:t>).</w:t>
+      </w:r>
+    </w:p>
+    <w:p>
+      <w:pPr>
+        <w:numPr>
+          <w:ilvl w:val="0"/>
+          <w:numId w:val="48"/>
+        </w:numPr>
+      </w:pPr>
+      <w:r>
+        <w:rPr>
+          <w:b/>
+          <w:bCs/>
+        </w:rPr>
+        <w:t>Tách các phần nhỏ (tùy chọn):</w:t>
+      </w:r>
+      <w:r>
+        <w:t xml:space="preserve"> Nếu file Layout quá dài, có thể cắt bớt phần Sidebar, Header, Footer ra các file </w:t>
+      </w:r>
+      <w:r>
+        <w:rPr>
+          <w:b/>
+          <w:bCs/>
+        </w:rPr>
+        <w:t>Partial View</w:t>
+      </w:r>
+      <w:r>
+        <w:t xml:space="preserve"> riêng biệt và gọi lại bằng thẻ &lt;partial name="_Header" /&gt; để code trở nên gọn gàng hơn.</w:t>
+      </w:r>
+    </w:p>
+    <w:p>
+      <w:pPr>
+        <w:ind w:firstLine="0"/>
+      </w:pPr>
     </w:p>
     <w:p>
       <w:pPr>
@@ -7422,6 +8045,155 @@
     </w:lvl>
   </w:abstractNum>
   <w:abstractNum w:abstractNumId="8" w15:restartNumberingAfterBreak="0">
+    <w:nsid w:val="1ED50824"/>
+    <w:multiLevelType w:val="multilevel"/>
+    <w:tmpl w:val="F06636DA"/>
+    <w:lvl w:ilvl="0">
+      <w:start w:val="1"/>
+      <w:numFmt w:val="bullet"/>
+      <w:lvlText w:val=""/>
+      <w:lvlJc w:val="left"/>
+      <w:pPr>
+        <w:tabs>
+          <w:tab w:val="num" w:pos="720"/>
+        </w:tabs>
+        <w:ind w:left="720" w:hanging="360"/>
+      </w:pPr>
+      <w:rPr>
+        <w:rFonts w:ascii="Symbol" w:hAnsi="Symbol" w:hint="default"/>
+        <w:sz w:val="20"/>
+      </w:rPr>
+    </w:lvl>
+    <w:lvl w:ilvl="1" w:tentative="1">
+      <w:start w:val="1"/>
+      <w:numFmt w:val="bullet"/>
+      <w:lvlText w:val="o"/>
+      <w:lvlJc w:val="left"/>
+      <w:pPr>
+        <w:tabs>
+          <w:tab w:val="num" w:pos="1440"/>
+        </w:tabs>
+        <w:ind w:left="1440" w:hanging="360"/>
+      </w:pPr>
+      <w:rPr>
+        <w:rFonts w:ascii="Courier New" w:hAnsi="Courier New" w:hint="default"/>
+        <w:sz w:val="20"/>
+      </w:rPr>
+    </w:lvl>
+    <w:lvl w:ilvl="2" w:tentative="1">
+      <w:start w:val="1"/>
+      <w:numFmt w:val="bullet"/>
+      <w:lvlText w:val=""/>
+      <w:lvlJc w:val="left"/>
+      <w:pPr>
+        <w:tabs>
+          <w:tab w:val="num" w:pos="2160"/>
+        </w:tabs>
+        <w:ind w:left="2160" w:hanging="360"/>
+      </w:pPr>
+      <w:rPr>
+        <w:rFonts w:ascii="Wingdings" w:hAnsi="Wingdings" w:hint="default"/>
+        <w:sz w:val="20"/>
+      </w:rPr>
+    </w:lvl>
+    <w:lvl w:ilvl="3" w:tentative="1">
+      <w:start w:val="1"/>
+      <w:numFmt w:val="bullet"/>
+      <w:lvlText w:val=""/>
+      <w:lvlJc w:val="left"/>
+      <w:pPr>
+        <w:tabs>
+          <w:tab w:val="num" w:pos="2880"/>
+        </w:tabs>
+        <w:ind w:left="2880" w:hanging="360"/>
+      </w:pPr>
+      <w:rPr>
+        <w:rFonts w:ascii="Wingdings" w:hAnsi="Wingdings" w:hint="default"/>
+        <w:sz w:val="20"/>
+      </w:rPr>
+    </w:lvl>
+    <w:lvl w:ilvl="4" w:tentative="1">
+      <w:start w:val="1"/>
+      <w:numFmt w:val="bullet"/>
+      <w:lvlText w:val=""/>
+      <w:lvlJc w:val="left"/>
+      <w:pPr>
+        <w:tabs>
+          <w:tab w:val="num" w:pos="3600"/>
+        </w:tabs>
+        <w:ind w:left="3600" w:hanging="360"/>
+      </w:pPr>
+      <w:rPr>
+        <w:rFonts w:ascii="Wingdings" w:hAnsi="Wingdings" w:hint="default"/>
+        <w:sz w:val="20"/>
+      </w:rPr>
+    </w:lvl>
+    <w:lvl w:ilvl="5" w:tentative="1">
+      <w:start w:val="1"/>
+      <w:numFmt w:val="bullet"/>
+      <w:lvlText w:val=""/>
+      <w:lvlJc w:val="left"/>
+      <w:pPr>
+        <w:tabs>
+          <w:tab w:val="num" w:pos="4320"/>
+        </w:tabs>
+        <w:ind w:left="4320" w:hanging="360"/>
+      </w:pPr>
+      <w:rPr>
+        <w:rFonts w:ascii="Wingdings" w:hAnsi="Wingdings" w:hint="default"/>
+        <w:sz w:val="20"/>
+      </w:rPr>
+    </w:lvl>
+    <w:lvl w:ilvl="6" w:tentative="1">
+      <w:start w:val="1"/>
+      <w:numFmt w:val="bullet"/>
+      <w:lvlText w:val=""/>
+      <w:lvlJc w:val="left"/>
+      <w:pPr>
+        <w:tabs>
+          <w:tab w:val="num" w:pos="5040"/>
+        </w:tabs>
+        <w:ind w:left="5040" w:hanging="360"/>
+      </w:pPr>
+      <w:rPr>
+        <w:rFonts w:ascii="Wingdings" w:hAnsi="Wingdings" w:hint="default"/>
+        <w:sz w:val="20"/>
+      </w:rPr>
+    </w:lvl>
+    <w:lvl w:ilvl="7" w:tentative="1">
+      <w:start w:val="1"/>
+      <w:numFmt w:val="bullet"/>
+      <w:lvlText w:val=""/>
+      <w:lvlJc w:val="left"/>
+      <w:pPr>
+        <w:tabs>
+          <w:tab w:val="num" w:pos="5760"/>
+        </w:tabs>
+        <w:ind w:left="5760" w:hanging="360"/>
+      </w:pPr>
+      <w:rPr>
+        <w:rFonts w:ascii="Wingdings" w:hAnsi="Wingdings" w:hint="default"/>
+        <w:sz w:val="20"/>
+      </w:rPr>
+    </w:lvl>
+    <w:lvl w:ilvl="8" w:tentative="1">
+      <w:start w:val="1"/>
+      <w:numFmt w:val="bullet"/>
+      <w:lvlText w:val=""/>
+      <w:lvlJc w:val="left"/>
+      <w:pPr>
+        <w:tabs>
+          <w:tab w:val="num" w:pos="6480"/>
+        </w:tabs>
+        <w:ind w:left="6480" w:hanging="360"/>
+      </w:pPr>
+      <w:rPr>
+        <w:rFonts w:ascii="Wingdings" w:hAnsi="Wingdings" w:hint="default"/>
+        <w:sz w:val="20"/>
+      </w:rPr>
+    </w:lvl>
+  </w:abstractNum>
+  <w:abstractNum w:abstractNumId="9" w15:restartNumberingAfterBreak="0">
     <w:nsid w:val="20865EC4"/>
     <w:multiLevelType w:val="multilevel"/>
     <w:tmpl w:val="7CEE3B04"/>
@@ -7570,7 +8342,7 @@
       </w:rPr>
     </w:lvl>
   </w:abstractNum>
-  <w:abstractNum w:abstractNumId="9" w15:restartNumberingAfterBreak="0">
+  <w:abstractNum w:abstractNumId="10" w15:restartNumberingAfterBreak="0">
     <w:nsid w:val="22990633"/>
     <w:multiLevelType w:val="multilevel"/>
     <w:tmpl w:val="E160D55C"/>
@@ -7719,7 +8491,7 @@
       </w:rPr>
     </w:lvl>
   </w:abstractNum>
-  <w:abstractNum w:abstractNumId="10" w15:restartNumberingAfterBreak="0">
+  <w:abstractNum w:abstractNumId="11" w15:restartNumberingAfterBreak="0">
     <w:nsid w:val="229C7256"/>
     <w:multiLevelType w:val="multilevel"/>
     <w:tmpl w:val="320C5CC4"/>
@@ -7868,7 +8640,7 @@
       </w:rPr>
     </w:lvl>
   </w:abstractNum>
-  <w:abstractNum w:abstractNumId="11" w15:restartNumberingAfterBreak="0">
+  <w:abstractNum w:abstractNumId="12" w15:restartNumberingAfterBreak="0">
     <w:nsid w:val="239A7EB3"/>
     <w:multiLevelType w:val="multilevel"/>
     <w:tmpl w:val="C838A2E8"/>
@@ -7981,7 +8753,269 @@
       </w:pPr>
     </w:lvl>
   </w:abstractNum>
-  <w:abstractNum w:abstractNumId="12" w15:restartNumberingAfterBreak="0">
+  <w:abstractNum w:abstractNumId="13" w15:restartNumberingAfterBreak="0">
+    <w:nsid w:val="2B2C0204"/>
+    <w:multiLevelType w:val="multilevel"/>
+    <w:tmpl w:val="130C22BE"/>
+    <w:lvl w:ilvl="0">
+      <w:start w:val="1"/>
+      <w:numFmt w:val="bullet"/>
+      <w:lvlText w:val=""/>
+      <w:lvlJc w:val="left"/>
+      <w:pPr>
+        <w:tabs>
+          <w:tab w:val="num" w:pos="720"/>
+        </w:tabs>
+        <w:ind w:left="720" w:hanging="360"/>
+      </w:pPr>
+      <w:rPr>
+        <w:rFonts w:ascii="Symbol" w:hAnsi="Symbol" w:hint="default"/>
+        <w:sz w:val="20"/>
+      </w:rPr>
+    </w:lvl>
+    <w:lvl w:ilvl="1" w:tentative="1">
+      <w:start w:val="1"/>
+      <w:numFmt w:val="bullet"/>
+      <w:lvlText w:val="o"/>
+      <w:lvlJc w:val="left"/>
+      <w:pPr>
+        <w:tabs>
+          <w:tab w:val="num" w:pos="1440"/>
+        </w:tabs>
+        <w:ind w:left="1440" w:hanging="360"/>
+      </w:pPr>
+      <w:rPr>
+        <w:rFonts w:ascii="Courier New" w:hAnsi="Courier New" w:hint="default"/>
+        <w:sz w:val="20"/>
+      </w:rPr>
+    </w:lvl>
+    <w:lvl w:ilvl="2" w:tentative="1">
+      <w:start w:val="1"/>
+      <w:numFmt w:val="bullet"/>
+      <w:lvlText w:val=""/>
+      <w:lvlJc w:val="left"/>
+      <w:pPr>
+        <w:tabs>
+          <w:tab w:val="num" w:pos="2160"/>
+        </w:tabs>
+        <w:ind w:left="2160" w:hanging="360"/>
+      </w:pPr>
+      <w:rPr>
+        <w:rFonts w:ascii="Wingdings" w:hAnsi="Wingdings" w:hint="default"/>
+        <w:sz w:val="20"/>
+      </w:rPr>
+    </w:lvl>
+    <w:lvl w:ilvl="3" w:tentative="1">
+      <w:start w:val="1"/>
+      <w:numFmt w:val="bullet"/>
+      <w:lvlText w:val=""/>
+      <w:lvlJc w:val="left"/>
+      <w:pPr>
+        <w:tabs>
+          <w:tab w:val="num" w:pos="2880"/>
+        </w:tabs>
+        <w:ind w:left="2880" w:hanging="360"/>
+      </w:pPr>
+      <w:rPr>
+        <w:rFonts w:ascii="Wingdings" w:hAnsi="Wingdings" w:hint="default"/>
+        <w:sz w:val="20"/>
+      </w:rPr>
+    </w:lvl>
+    <w:lvl w:ilvl="4" w:tentative="1">
+      <w:start w:val="1"/>
+      <w:numFmt w:val="bullet"/>
+      <w:lvlText w:val=""/>
+      <w:lvlJc w:val="left"/>
+      <w:pPr>
+        <w:tabs>
+          <w:tab w:val="num" w:pos="3600"/>
+        </w:tabs>
+        <w:ind w:left="3600" w:hanging="360"/>
+      </w:pPr>
+      <w:rPr>
+        <w:rFonts w:ascii="Wingdings" w:hAnsi="Wingdings" w:hint="default"/>
+        <w:sz w:val="20"/>
+      </w:rPr>
+    </w:lvl>
+    <w:lvl w:ilvl="5" w:tentative="1">
+      <w:start w:val="1"/>
+      <w:numFmt w:val="bullet"/>
+      <w:lvlText w:val=""/>
+      <w:lvlJc w:val="left"/>
+      <w:pPr>
+        <w:tabs>
+          <w:tab w:val="num" w:pos="4320"/>
+        </w:tabs>
+        <w:ind w:left="4320" w:hanging="360"/>
+      </w:pPr>
+      <w:rPr>
+        <w:rFonts w:ascii="Wingdings" w:hAnsi="Wingdings" w:hint="default"/>
+        <w:sz w:val="20"/>
+      </w:rPr>
+    </w:lvl>
+    <w:lvl w:ilvl="6" w:tentative="1">
+      <w:start w:val="1"/>
+      <w:numFmt w:val="bullet"/>
+      <w:lvlText w:val=""/>
+      <w:lvlJc w:val="left"/>
+      <w:pPr>
+        <w:tabs>
+          <w:tab w:val="num" w:pos="5040"/>
+        </w:tabs>
+        <w:ind w:left="5040" w:hanging="360"/>
+      </w:pPr>
+      <w:rPr>
+        <w:rFonts w:ascii="Wingdings" w:hAnsi="Wingdings" w:hint="default"/>
+        <w:sz w:val="20"/>
+      </w:rPr>
+    </w:lvl>
+    <w:lvl w:ilvl="7" w:tentative="1">
+      <w:start w:val="1"/>
+      <w:numFmt w:val="bullet"/>
+      <w:lvlText w:val=""/>
+      <w:lvlJc w:val="left"/>
+      <w:pPr>
+        <w:tabs>
+          <w:tab w:val="num" w:pos="5760"/>
+        </w:tabs>
+        <w:ind w:left="5760" w:hanging="360"/>
+      </w:pPr>
+      <w:rPr>
+        <w:rFonts w:ascii="Wingdings" w:hAnsi="Wingdings" w:hint="default"/>
+        <w:sz w:val="20"/>
+      </w:rPr>
+    </w:lvl>
+    <w:lvl w:ilvl="8" w:tentative="1">
+      <w:start w:val="1"/>
+      <w:numFmt w:val="bullet"/>
+      <w:lvlText w:val=""/>
+      <w:lvlJc w:val="left"/>
+      <w:pPr>
+        <w:tabs>
+          <w:tab w:val="num" w:pos="6480"/>
+        </w:tabs>
+        <w:ind w:left="6480" w:hanging="360"/>
+      </w:pPr>
+      <w:rPr>
+        <w:rFonts w:ascii="Wingdings" w:hAnsi="Wingdings" w:hint="default"/>
+        <w:sz w:val="20"/>
+      </w:rPr>
+    </w:lvl>
+  </w:abstractNum>
+  <w:abstractNum w:abstractNumId="14" w15:restartNumberingAfterBreak="0">
+    <w:nsid w:val="2C597D3D"/>
+    <w:multiLevelType w:val="multilevel"/>
+    <w:tmpl w:val="CBF290C8"/>
+    <w:lvl w:ilvl="0">
+      <w:start w:val="1"/>
+      <w:numFmt w:val="decimal"/>
+      <w:lvlText w:val="%1."/>
+      <w:lvlJc w:val="left"/>
+      <w:pPr>
+        <w:tabs>
+          <w:tab w:val="num" w:pos="720"/>
+        </w:tabs>
+        <w:ind w:left="720" w:hanging="360"/>
+      </w:pPr>
+    </w:lvl>
+    <w:lvl w:ilvl="1" w:tentative="1">
+      <w:start w:val="1"/>
+      <w:numFmt w:val="decimal"/>
+      <w:lvlText w:val="%2."/>
+      <w:lvlJc w:val="left"/>
+      <w:pPr>
+        <w:tabs>
+          <w:tab w:val="num" w:pos="1440"/>
+        </w:tabs>
+        <w:ind w:left="1440" w:hanging="360"/>
+      </w:pPr>
+    </w:lvl>
+    <w:lvl w:ilvl="2" w:tentative="1">
+      <w:start w:val="1"/>
+      <w:numFmt w:val="decimal"/>
+      <w:lvlText w:val="%3."/>
+      <w:lvlJc w:val="left"/>
+      <w:pPr>
+        <w:tabs>
+          <w:tab w:val="num" w:pos="2160"/>
+        </w:tabs>
+        <w:ind w:left="2160" w:hanging="360"/>
+      </w:pPr>
+    </w:lvl>
+    <w:lvl w:ilvl="3" w:tentative="1">
+      <w:start w:val="1"/>
+      <w:numFmt w:val="decimal"/>
+      <w:lvlText w:val="%4."/>
+      <w:lvlJc w:val="left"/>
+      <w:pPr>
+        <w:tabs>
+          <w:tab w:val="num" w:pos="2880"/>
+        </w:tabs>
+        <w:ind w:left="2880" w:hanging="360"/>
+      </w:pPr>
+    </w:lvl>
+    <w:lvl w:ilvl="4" w:tentative="1">
+      <w:start w:val="1"/>
+      <w:numFmt w:val="decimal"/>
+      <w:lvlText w:val="%5."/>
+      <w:lvlJc w:val="left"/>
+      <w:pPr>
+        <w:tabs>
+          <w:tab w:val="num" w:pos="3600"/>
+        </w:tabs>
+        <w:ind w:left="3600" w:hanging="360"/>
+      </w:pPr>
+    </w:lvl>
+    <w:lvl w:ilvl="5" w:tentative="1">
+      <w:start w:val="1"/>
+      <w:numFmt w:val="decimal"/>
+      <w:lvlText w:val="%6."/>
+      <w:lvlJc w:val="left"/>
+      <w:pPr>
+        <w:tabs>
+          <w:tab w:val="num" w:pos="4320"/>
+        </w:tabs>
+        <w:ind w:left="4320" w:hanging="360"/>
+      </w:pPr>
+    </w:lvl>
+    <w:lvl w:ilvl="6" w:tentative="1">
+      <w:start w:val="1"/>
+      <w:numFmt w:val="decimal"/>
+      <w:lvlText w:val="%7."/>
+      <w:lvlJc w:val="left"/>
+      <w:pPr>
+        <w:tabs>
+          <w:tab w:val="num" w:pos="5040"/>
+        </w:tabs>
+        <w:ind w:left="5040" w:hanging="360"/>
+      </w:pPr>
+    </w:lvl>
+    <w:lvl w:ilvl="7" w:tentative="1">
+      <w:start w:val="1"/>
+      <w:numFmt w:val="decimal"/>
+      <w:lvlText w:val="%8."/>
+      <w:lvlJc w:val="left"/>
+      <w:pPr>
+        <w:tabs>
+          <w:tab w:val="num" w:pos="5760"/>
+        </w:tabs>
+        <w:ind w:left="5760" w:hanging="360"/>
+      </w:pPr>
+    </w:lvl>
+    <w:lvl w:ilvl="8" w:tentative="1">
+      <w:start w:val="1"/>
+      <w:numFmt w:val="decimal"/>
+      <w:lvlText w:val="%9."/>
+      <w:lvlJc w:val="left"/>
+      <w:pPr>
+        <w:tabs>
+          <w:tab w:val="num" w:pos="6480"/>
+        </w:tabs>
+        <w:ind w:left="6480" w:hanging="360"/>
+      </w:pPr>
+    </w:lvl>
+  </w:abstractNum>
+  <w:abstractNum w:abstractNumId="15" w15:restartNumberingAfterBreak="0">
     <w:nsid w:val="345721A7"/>
     <w:multiLevelType w:val="multilevel"/>
     <w:tmpl w:val="662043C6"/>
@@ -8130,7 +9164,7 @@
       </w:rPr>
     </w:lvl>
   </w:abstractNum>
-  <w:abstractNum w:abstractNumId="13" w15:restartNumberingAfterBreak="0">
+  <w:abstractNum w:abstractNumId="16" w15:restartNumberingAfterBreak="0">
     <w:nsid w:val="348B7FAB"/>
     <w:multiLevelType w:val="multilevel"/>
     <w:tmpl w:val="531CBD9E"/>
@@ -8279,7 +9313,7 @@
       </w:rPr>
     </w:lvl>
   </w:abstractNum>
-  <w:abstractNum w:abstractNumId="14" w15:restartNumberingAfterBreak="0">
+  <w:abstractNum w:abstractNumId="17" w15:restartNumberingAfterBreak="0">
     <w:nsid w:val="384C7358"/>
     <w:multiLevelType w:val="multilevel"/>
     <w:tmpl w:val="A40ABCC8"/>
@@ -8428,7 +9462,7 @@
       </w:rPr>
     </w:lvl>
   </w:abstractNum>
-  <w:abstractNum w:abstractNumId="15" w15:restartNumberingAfterBreak="0">
+  <w:abstractNum w:abstractNumId="18" w15:restartNumberingAfterBreak="0">
     <w:nsid w:val="39344253"/>
     <w:multiLevelType w:val="multilevel"/>
     <w:tmpl w:val="51DCC2F6"/>
@@ -8577,7 +9611,156 @@
       </w:rPr>
     </w:lvl>
   </w:abstractNum>
-  <w:abstractNum w:abstractNumId="16" w15:restartNumberingAfterBreak="0">
+  <w:abstractNum w:abstractNumId="19" w15:restartNumberingAfterBreak="0">
+    <w:nsid w:val="395F20C4"/>
+    <w:multiLevelType w:val="multilevel"/>
+    <w:tmpl w:val="54129738"/>
+    <w:lvl w:ilvl="0">
+      <w:start w:val="1"/>
+      <w:numFmt w:val="bullet"/>
+      <w:lvlText w:val=""/>
+      <w:lvlJc w:val="left"/>
+      <w:pPr>
+        <w:tabs>
+          <w:tab w:val="num" w:pos="720"/>
+        </w:tabs>
+        <w:ind w:left="720" w:hanging="360"/>
+      </w:pPr>
+      <w:rPr>
+        <w:rFonts w:ascii="Symbol" w:hAnsi="Symbol" w:hint="default"/>
+        <w:sz w:val="20"/>
+      </w:rPr>
+    </w:lvl>
+    <w:lvl w:ilvl="1" w:tentative="1">
+      <w:start w:val="1"/>
+      <w:numFmt w:val="bullet"/>
+      <w:lvlText w:val="o"/>
+      <w:lvlJc w:val="left"/>
+      <w:pPr>
+        <w:tabs>
+          <w:tab w:val="num" w:pos="1440"/>
+        </w:tabs>
+        <w:ind w:left="1440" w:hanging="360"/>
+      </w:pPr>
+      <w:rPr>
+        <w:rFonts w:ascii="Courier New" w:hAnsi="Courier New" w:hint="default"/>
+        <w:sz w:val="20"/>
+      </w:rPr>
+    </w:lvl>
+    <w:lvl w:ilvl="2" w:tentative="1">
+      <w:start w:val="1"/>
+      <w:numFmt w:val="bullet"/>
+      <w:lvlText w:val=""/>
+      <w:lvlJc w:val="left"/>
+      <w:pPr>
+        <w:tabs>
+          <w:tab w:val="num" w:pos="2160"/>
+        </w:tabs>
+        <w:ind w:left="2160" w:hanging="360"/>
+      </w:pPr>
+      <w:rPr>
+        <w:rFonts w:ascii="Wingdings" w:hAnsi="Wingdings" w:hint="default"/>
+        <w:sz w:val="20"/>
+      </w:rPr>
+    </w:lvl>
+    <w:lvl w:ilvl="3" w:tentative="1">
+      <w:start w:val="1"/>
+      <w:numFmt w:val="bullet"/>
+      <w:lvlText w:val=""/>
+      <w:lvlJc w:val="left"/>
+      <w:pPr>
+        <w:tabs>
+          <w:tab w:val="num" w:pos="2880"/>
+        </w:tabs>
+        <w:ind w:left="2880" w:hanging="360"/>
+      </w:pPr>
+      <w:rPr>
+        <w:rFonts w:ascii="Wingdings" w:hAnsi="Wingdings" w:hint="default"/>
+        <w:sz w:val="20"/>
+      </w:rPr>
+    </w:lvl>
+    <w:lvl w:ilvl="4" w:tentative="1">
+      <w:start w:val="1"/>
+      <w:numFmt w:val="bullet"/>
+      <w:lvlText w:val=""/>
+      <w:lvlJc w:val="left"/>
+      <w:pPr>
+        <w:tabs>
+          <w:tab w:val="num" w:pos="3600"/>
+        </w:tabs>
+        <w:ind w:left="3600" w:hanging="360"/>
+      </w:pPr>
+      <w:rPr>
+        <w:rFonts w:ascii="Wingdings" w:hAnsi="Wingdings" w:hint="default"/>
+        <w:sz w:val="20"/>
+      </w:rPr>
+    </w:lvl>
+    <w:lvl w:ilvl="5" w:tentative="1">
+      <w:start w:val="1"/>
+      <w:numFmt w:val="bullet"/>
+      <w:lvlText w:val=""/>
+      <w:lvlJc w:val="left"/>
+      <w:pPr>
+        <w:tabs>
+          <w:tab w:val="num" w:pos="4320"/>
+        </w:tabs>
+        <w:ind w:left="4320" w:hanging="360"/>
+      </w:pPr>
+      <w:rPr>
+        <w:rFonts w:ascii="Wingdings" w:hAnsi="Wingdings" w:hint="default"/>
+        <w:sz w:val="20"/>
+      </w:rPr>
+    </w:lvl>
+    <w:lvl w:ilvl="6" w:tentative="1">
+      <w:start w:val="1"/>
+      <w:numFmt w:val="bullet"/>
+      <w:lvlText w:val=""/>
+      <w:lvlJc w:val="left"/>
+      <w:pPr>
+        <w:tabs>
+          <w:tab w:val="num" w:pos="5040"/>
+        </w:tabs>
+        <w:ind w:left="5040" w:hanging="360"/>
+      </w:pPr>
+      <w:rPr>
+        <w:rFonts w:ascii="Wingdings" w:hAnsi="Wingdings" w:hint="default"/>
+        <w:sz w:val="20"/>
+      </w:rPr>
+    </w:lvl>
+    <w:lvl w:ilvl="7" w:tentative="1">
+      <w:start w:val="1"/>
+      <w:numFmt w:val="bullet"/>
+      <w:lvlText w:val=""/>
+      <w:lvlJc w:val="left"/>
+      <w:pPr>
+        <w:tabs>
+          <w:tab w:val="num" w:pos="5760"/>
+        </w:tabs>
+        <w:ind w:left="5760" w:hanging="360"/>
+      </w:pPr>
+      <w:rPr>
+        <w:rFonts w:ascii="Wingdings" w:hAnsi="Wingdings" w:hint="default"/>
+        <w:sz w:val="20"/>
+      </w:rPr>
+    </w:lvl>
+    <w:lvl w:ilvl="8" w:tentative="1">
+      <w:start w:val="1"/>
+      <w:numFmt w:val="bullet"/>
+      <w:lvlText w:val=""/>
+      <w:lvlJc w:val="left"/>
+      <w:pPr>
+        <w:tabs>
+          <w:tab w:val="num" w:pos="6480"/>
+        </w:tabs>
+        <w:ind w:left="6480" w:hanging="360"/>
+      </w:pPr>
+      <w:rPr>
+        <w:rFonts w:ascii="Wingdings" w:hAnsi="Wingdings" w:hint="default"/>
+        <w:sz w:val="20"/>
+      </w:rPr>
+    </w:lvl>
+  </w:abstractNum>
+  <w:abstractNum w:abstractNumId="20" w15:restartNumberingAfterBreak="0">
     <w:nsid w:val="398E4C27"/>
     <w:multiLevelType w:val="multilevel"/>
     <w:tmpl w:val="76B431A4"/>
@@ -8726,7 +9909,305 @@
       </w:rPr>
     </w:lvl>
   </w:abstractNum>
-  <w:abstractNum w:abstractNumId="17" w15:restartNumberingAfterBreak="0">
+  <w:abstractNum w:abstractNumId="21" w15:restartNumberingAfterBreak="0">
+    <w:nsid w:val="3BB42A31"/>
+    <w:multiLevelType w:val="multilevel"/>
+    <w:tmpl w:val="C60A19A8"/>
+    <w:lvl w:ilvl="0">
+      <w:start w:val="1"/>
+      <w:numFmt w:val="bullet"/>
+      <w:lvlText w:val=""/>
+      <w:lvlJc w:val="left"/>
+      <w:pPr>
+        <w:tabs>
+          <w:tab w:val="num" w:pos="720"/>
+        </w:tabs>
+        <w:ind w:left="720" w:hanging="360"/>
+      </w:pPr>
+      <w:rPr>
+        <w:rFonts w:ascii="Symbol" w:hAnsi="Symbol" w:hint="default"/>
+        <w:sz w:val="20"/>
+      </w:rPr>
+    </w:lvl>
+    <w:lvl w:ilvl="1" w:tentative="1">
+      <w:start w:val="1"/>
+      <w:numFmt w:val="bullet"/>
+      <w:lvlText w:val="o"/>
+      <w:lvlJc w:val="left"/>
+      <w:pPr>
+        <w:tabs>
+          <w:tab w:val="num" w:pos="1440"/>
+        </w:tabs>
+        <w:ind w:left="1440" w:hanging="360"/>
+      </w:pPr>
+      <w:rPr>
+        <w:rFonts w:ascii="Courier New" w:hAnsi="Courier New" w:hint="default"/>
+        <w:sz w:val="20"/>
+      </w:rPr>
+    </w:lvl>
+    <w:lvl w:ilvl="2" w:tentative="1">
+      <w:start w:val="1"/>
+      <w:numFmt w:val="bullet"/>
+      <w:lvlText w:val=""/>
+      <w:lvlJc w:val="left"/>
+      <w:pPr>
+        <w:tabs>
+          <w:tab w:val="num" w:pos="2160"/>
+        </w:tabs>
+        <w:ind w:left="2160" w:hanging="360"/>
+      </w:pPr>
+      <w:rPr>
+        <w:rFonts w:ascii="Wingdings" w:hAnsi="Wingdings" w:hint="default"/>
+        <w:sz w:val="20"/>
+      </w:rPr>
+    </w:lvl>
+    <w:lvl w:ilvl="3" w:tentative="1">
+      <w:start w:val="1"/>
+      <w:numFmt w:val="bullet"/>
+      <w:lvlText w:val=""/>
+      <w:lvlJc w:val="left"/>
+      <w:pPr>
+        <w:tabs>
+          <w:tab w:val="num" w:pos="2880"/>
+        </w:tabs>
+        <w:ind w:left="2880" w:hanging="360"/>
+      </w:pPr>
+      <w:rPr>
+        <w:rFonts w:ascii="Wingdings" w:hAnsi="Wingdings" w:hint="default"/>
+        <w:sz w:val="20"/>
+      </w:rPr>
+    </w:lvl>
+    <w:lvl w:ilvl="4" w:tentative="1">
+      <w:start w:val="1"/>
+      <w:numFmt w:val="bullet"/>
+      <w:lvlText w:val=""/>
+      <w:lvlJc w:val="left"/>
+      <w:pPr>
+        <w:tabs>
+          <w:tab w:val="num" w:pos="3600"/>
+        </w:tabs>
+        <w:ind w:left="3600" w:hanging="360"/>
+      </w:pPr>
+      <w:rPr>
+        <w:rFonts w:ascii="Wingdings" w:hAnsi="Wingdings" w:hint="default"/>
+        <w:sz w:val="20"/>
+      </w:rPr>
+    </w:lvl>
+    <w:lvl w:ilvl="5" w:tentative="1">
+      <w:start w:val="1"/>
+      <w:numFmt w:val="bullet"/>
+      <w:lvlText w:val=""/>
+      <w:lvlJc w:val="left"/>
+      <w:pPr>
+        <w:tabs>
+          <w:tab w:val="num" w:pos="4320"/>
+        </w:tabs>
+        <w:ind w:left="4320" w:hanging="360"/>
+      </w:pPr>
+      <w:rPr>
+        <w:rFonts w:ascii="Wingdings" w:hAnsi="Wingdings" w:hint="default"/>
+        <w:sz w:val="20"/>
+      </w:rPr>
+    </w:lvl>
+    <w:lvl w:ilvl="6" w:tentative="1">
+      <w:start w:val="1"/>
+      <w:numFmt w:val="bullet"/>
+      <w:lvlText w:val=""/>
+      <w:lvlJc w:val="left"/>
+      <w:pPr>
+        <w:tabs>
+          <w:tab w:val="num" w:pos="5040"/>
+        </w:tabs>
+        <w:ind w:left="5040" w:hanging="360"/>
+      </w:pPr>
+      <w:rPr>
+        <w:rFonts w:ascii="Wingdings" w:hAnsi="Wingdings" w:hint="default"/>
+        <w:sz w:val="20"/>
+      </w:rPr>
+    </w:lvl>
+    <w:lvl w:ilvl="7" w:tentative="1">
+      <w:start w:val="1"/>
+      <w:numFmt w:val="bullet"/>
+      <w:lvlText w:val=""/>
+      <w:lvlJc w:val="left"/>
+      <w:pPr>
+        <w:tabs>
+          <w:tab w:val="num" w:pos="5760"/>
+        </w:tabs>
+        <w:ind w:left="5760" w:hanging="360"/>
+      </w:pPr>
+      <w:rPr>
+        <w:rFonts w:ascii="Wingdings" w:hAnsi="Wingdings" w:hint="default"/>
+        <w:sz w:val="20"/>
+      </w:rPr>
+    </w:lvl>
+    <w:lvl w:ilvl="8" w:tentative="1">
+      <w:start w:val="1"/>
+      <w:numFmt w:val="bullet"/>
+      <w:lvlText w:val=""/>
+      <w:lvlJc w:val="left"/>
+      <w:pPr>
+        <w:tabs>
+          <w:tab w:val="num" w:pos="6480"/>
+        </w:tabs>
+        <w:ind w:left="6480" w:hanging="360"/>
+      </w:pPr>
+      <w:rPr>
+        <w:rFonts w:ascii="Wingdings" w:hAnsi="Wingdings" w:hint="default"/>
+        <w:sz w:val="20"/>
+      </w:rPr>
+    </w:lvl>
+  </w:abstractNum>
+  <w:abstractNum w:abstractNumId="22" w15:restartNumberingAfterBreak="0">
+    <w:nsid w:val="3ECD79E5"/>
+    <w:multiLevelType w:val="multilevel"/>
+    <w:tmpl w:val="4CA0008E"/>
+    <w:lvl w:ilvl="0">
+      <w:start w:val="1"/>
+      <w:numFmt w:val="bullet"/>
+      <w:lvlText w:val=""/>
+      <w:lvlJc w:val="left"/>
+      <w:pPr>
+        <w:tabs>
+          <w:tab w:val="num" w:pos="720"/>
+        </w:tabs>
+        <w:ind w:left="720" w:hanging="360"/>
+      </w:pPr>
+      <w:rPr>
+        <w:rFonts w:ascii="Symbol" w:hAnsi="Symbol" w:hint="default"/>
+        <w:sz w:val="20"/>
+      </w:rPr>
+    </w:lvl>
+    <w:lvl w:ilvl="1" w:tentative="1">
+      <w:start w:val="1"/>
+      <w:numFmt w:val="bullet"/>
+      <w:lvlText w:val="o"/>
+      <w:lvlJc w:val="left"/>
+      <w:pPr>
+        <w:tabs>
+          <w:tab w:val="num" w:pos="1440"/>
+        </w:tabs>
+        <w:ind w:left="1440" w:hanging="360"/>
+      </w:pPr>
+      <w:rPr>
+        <w:rFonts w:ascii="Courier New" w:hAnsi="Courier New" w:hint="default"/>
+        <w:sz w:val="20"/>
+      </w:rPr>
+    </w:lvl>
+    <w:lvl w:ilvl="2" w:tentative="1">
+      <w:start w:val="1"/>
+      <w:numFmt w:val="bullet"/>
+      <w:lvlText w:val=""/>
+      <w:lvlJc w:val="left"/>
+      <w:pPr>
+        <w:tabs>
+          <w:tab w:val="num" w:pos="2160"/>
+        </w:tabs>
+        <w:ind w:left="2160" w:hanging="360"/>
+      </w:pPr>
+      <w:rPr>
+        <w:rFonts w:ascii="Wingdings" w:hAnsi="Wingdings" w:hint="default"/>
+        <w:sz w:val="20"/>
+      </w:rPr>
+    </w:lvl>
+    <w:lvl w:ilvl="3" w:tentative="1">
+      <w:start w:val="1"/>
+      <w:numFmt w:val="bullet"/>
+      <w:lvlText w:val=""/>
+      <w:lvlJc w:val="left"/>
+      <w:pPr>
+        <w:tabs>
+          <w:tab w:val="num" w:pos="2880"/>
+        </w:tabs>
+        <w:ind w:left="2880" w:hanging="360"/>
+      </w:pPr>
+      <w:rPr>
+        <w:rFonts w:ascii="Wingdings" w:hAnsi="Wingdings" w:hint="default"/>
+        <w:sz w:val="20"/>
+      </w:rPr>
+    </w:lvl>
+    <w:lvl w:ilvl="4" w:tentative="1">
+      <w:start w:val="1"/>
+      <w:numFmt w:val="bullet"/>
+      <w:lvlText w:val=""/>
+      <w:lvlJc w:val="left"/>
+      <w:pPr>
+        <w:tabs>
+          <w:tab w:val="num" w:pos="3600"/>
+        </w:tabs>
+        <w:ind w:left="3600" w:hanging="360"/>
+      </w:pPr>
+      <w:rPr>
+        <w:rFonts w:ascii="Wingdings" w:hAnsi="Wingdings" w:hint="default"/>
+        <w:sz w:val="20"/>
+      </w:rPr>
+    </w:lvl>
+    <w:lvl w:ilvl="5" w:tentative="1">
+      <w:start w:val="1"/>
+      <w:numFmt w:val="bullet"/>
+      <w:lvlText w:val=""/>
+      <w:lvlJc w:val="left"/>
+      <w:pPr>
+        <w:tabs>
+          <w:tab w:val="num" w:pos="4320"/>
+        </w:tabs>
+        <w:ind w:left="4320" w:hanging="360"/>
+      </w:pPr>
+      <w:rPr>
+        <w:rFonts w:ascii="Wingdings" w:hAnsi="Wingdings" w:hint="default"/>
+        <w:sz w:val="20"/>
+      </w:rPr>
+    </w:lvl>
+    <w:lvl w:ilvl="6" w:tentative="1">
+      <w:start w:val="1"/>
+      <w:numFmt w:val="bullet"/>
+      <w:lvlText w:val=""/>
+      <w:lvlJc w:val="left"/>
+      <w:pPr>
+        <w:tabs>
+          <w:tab w:val="num" w:pos="5040"/>
+        </w:tabs>
+        <w:ind w:left="5040" w:hanging="360"/>
+      </w:pPr>
+      <w:rPr>
+        <w:rFonts w:ascii="Wingdings" w:hAnsi="Wingdings" w:hint="default"/>
+        <w:sz w:val="20"/>
+      </w:rPr>
+    </w:lvl>
+    <w:lvl w:ilvl="7" w:tentative="1">
+      <w:start w:val="1"/>
+      <w:numFmt w:val="bullet"/>
+      <w:lvlText w:val=""/>
+      <w:lvlJc w:val="left"/>
+      <w:pPr>
+        <w:tabs>
+          <w:tab w:val="num" w:pos="5760"/>
+        </w:tabs>
+        <w:ind w:left="5760" w:hanging="360"/>
+      </w:pPr>
+      <w:rPr>
+        <w:rFonts w:ascii="Wingdings" w:hAnsi="Wingdings" w:hint="default"/>
+        <w:sz w:val="20"/>
+      </w:rPr>
+    </w:lvl>
+    <w:lvl w:ilvl="8" w:tentative="1">
+      <w:start w:val="1"/>
+      <w:numFmt w:val="bullet"/>
+      <w:lvlText w:val=""/>
+      <w:lvlJc w:val="left"/>
+      <w:pPr>
+        <w:tabs>
+          <w:tab w:val="num" w:pos="6480"/>
+        </w:tabs>
+        <w:ind w:left="6480" w:hanging="360"/>
+      </w:pPr>
+      <w:rPr>
+        <w:rFonts w:ascii="Wingdings" w:hAnsi="Wingdings" w:hint="default"/>
+        <w:sz w:val="20"/>
+      </w:rPr>
+    </w:lvl>
+  </w:abstractNum>
+  <w:abstractNum w:abstractNumId="23" w15:restartNumberingAfterBreak="0">
     <w:nsid w:val="410A60DD"/>
     <w:multiLevelType w:val="multilevel"/>
     <w:tmpl w:val="9EE0A912"/>
@@ -8875,7 +10356,7 @@
       </w:rPr>
     </w:lvl>
   </w:abstractNum>
-  <w:abstractNum w:abstractNumId="18" w15:restartNumberingAfterBreak="0">
+  <w:abstractNum w:abstractNumId="24" w15:restartNumberingAfterBreak="0">
     <w:nsid w:val="41D82E34"/>
     <w:multiLevelType w:val="multilevel"/>
     <w:tmpl w:val="7EAE3A52"/>
@@ -9024,7 +10505,7 @@
       </w:rPr>
     </w:lvl>
   </w:abstractNum>
-  <w:abstractNum w:abstractNumId="19" w15:restartNumberingAfterBreak="0">
+  <w:abstractNum w:abstractNumId="25" w15:restartNumberingAfterBreak="0">
     <w:nsid w:val="4216098C"/>
     <w:multiLevelType w:val="multilevel"/>
     <w:tmpl w:val="C5805888"/>
@@ -9173,7 +10654,7 @@
       </w:rPr>
     </w:lvl>
   </w:abstractNum>
-  <w:abstractNum w:abstractNumId="20" w15:restartNumberingAfterBreak="0">
+  <w:abstractNum w:abstractNumId="26" w15:restartNumberingAfterBreak="0">
     <w:nsid w:val="428D5270"/>
     <w:multiLevelType w:val="multilevel"/>
     <w:tmpl w:val="959C2B24"/>
@@ -9322,7 +10803,7 @@
       </w:rPr>
     </w:lvl>
   </w:abstractNum>
-  <w:abstractNum w:abstractNumId="21" w15:restartNumberingAfterBreak="0">
+  <w:abstractNum w:abstractNumId="27" w15:restartNumberingAfterBreak="0">
     <w:nsid w:val="42ED3479"/>
     <w:multiLevelType w:val="multilevel"/>
     <w:tmpl w:val="7F5EAA5A"/>
@@ -9471,7 +10952,156 @@
       </w:rPr>
     </w:lvl>
   </w:abstractNum>
-  <w:abstractNum w:abstractNumId="22" w15:restartNumberingAfterBreak="0">
+  <w:abstractNum w:abstractNumId="28" w15:restartNumberingAfterBreak="0">
+    <w:nsid w:val="44924CD2"/>
+    <w:multiLevelType w:val="multilevel"/>
+    <w:tmpl w:val="A0AA1C3C"/>
+    <w:lvl w:ilvl="0">
+      <w:start w:val="1"/>
+      <w:numFmt w:val="bullet"/>
+      <w:lvlText w:val=""/>
+      <w:lvlJc w:val="left"/>
+      <w:pPr>
+        <w:tabs>
+          <w:tab w:val="num" w:pos="720"/>
+        </w:tabs>
+        <w:ind w:left="720" w:hanging="360"/>
+      </w:pPr>
+      <w:rPr>
+        <w:rFonts w:ascii="Symbol" w:hAnsi="Symbol" w:hint="default"/>
+        <w:sz w:val="20"/>
+      </w:rPr>
+    </w:lvl>
+    <w:lvl w:ilvl="1" w:tentative="1">
+      <w:start w:val="1"/>
+      <w:numFmt w:val="bullet"/>
+      <w:lvlText w:val="o"/>
+      <w:lvlJc w:val="left"/>
+      <w:pPr>
+        <w:tabs>
+          <w:tab w:val="num" w:pos="1440"/>
+        </w:tabs>
+        <w:ind w:left="1440" w:hanging="360"/>
+      </w:pPr>
+      <w:rPr>
+        <w:rFonts w:ascii="Courier New" w:hAnsi="Courier New" w:hint="default"/>
+        <w:sz w:val="20"/>
+      </w:rPr>
+    </w:lvl>
+    <w:lvl w:ilvl="2" w:tentative="1">
+      <w:start w:val="1"/>
+      <w:numFmt w:val="bullet"/>
+      <w:lvlText w:val=""/>
+      <w:lvlJc w:val="left"/>
+      <w:pPr>
+        <w:tabs>
+          <w:tab w:val="num" w:pos="2160"/>
+        </w:tabs>
+        <w:ind w:left="2160" w:hanging="360"/>
+      </w:pPr>
+      <w:rPr>
+        <w:rFonts w:ascii="Wingdings" w:hAnsi="Wingdings" w:hint="default"/>
+        <w:sz w:val="20"/>
+      </w:rPr>
+    </w:lvl>
+    <w:lvl w:ilvl="3" w:tentative="1">
+      <w:start w:val="1"/>
+      <w:numFmt w:val="bullet"/>
+      <w:lvlText w:val=""/>
+      <w:lvlJc w:val="left"/>
+      <w:pPr>
+        <w:tabs>
+          <w:tab w:val="num" w:pos="2880"/>
+        </w:tabs>
+        <w:ind w:left="2880" w:hanging="360"/>
+      </w:pPr>
+      <w:rPr>
+        <w:rFonts w:ascii="Wingdings" w:hAnsi="Wingdings" w:hint="default"/>
+        <w:sz w:val="20"/>
+      </w:rPr>
+    </w:lvl>
+    <w:lvl w:ilvl="4" w:tentative="1">
+      <w:start w:val="1"/>
+      <w:numFmt w:val="bullet"/>
+      <w:lvlText w:val=""/>
+      <w:lvlJc w:val="left"/>
+      <w:pPr>
+        <w:tabs>
+          <w:tab w:val="num" w:pos="3600"/>
+        </w:tabs>
+        <w:ind w:left="3600" w:hanging="360"/>
+      </w:pPr>
+      <w:rPr>
+        <w:rFonts w:ascii="Wingdings" w:hAnsi="Wingdings" w:hint="default"/>
+        <w:sz w:val="20"/>
+      </w:rPr>
+    </w:lvl>
+    <w:lvl w:ilvl="5" w:tentative="1">
+      <w:start w:val="1"/>
+      <w:numFmt w:val="bullet"/>
+      <w:lvlText w:val=""/>
+      <w:lvlJc w:val="left"/>
+      <w:pPr>
+        <w:tabs>
+          <w:tab w:val="num" w:pos="4320"/>
+        </w:tabs>
+        <w:ind w:left="4320" w:hanging="360"/>
+      </w:pPr>
+      <w:rPr>
+        <w:rFonts w:ascii="Wingdings" w:hAnsi="Wingdings" w:hint="default"/>
+        <w:sz w:val="20"/>
+      </w:rPr>
+    </w:lvl>
+    <w:lvl w:ilvl="6" w:tentative="1">
+      <w:start w:val="1"/>
+      <w:numFmt w:val="bullet"/>
+      <w:lvlText w:val=""/>
+      <w:lvlJc w:val="left"/>
+      <w:pPr>
+        <w:tabs>
+          <w:tab w:val="num" w:pos="5040"/>
+        </w:tabs>
+        <w:ind w:left="5040" w:hanging="360"/>
+      </w:pPr>
+      <w:rPr>
+        <w:rFonts w:ascii="Wingdings" w:hAnsi="Wingdings" w:hint="default"/>
+        <w:sz w:val="20"/>
+      </w:rPr>
+    </w:lvl>
+    <w:lvl w:ilvl="7" w:tentative="1">
+      <w:start w:val="1"/>
+      <w:numFmt w:val="bullet"/>
+      <w:lvlText w:val=""/>
+      <w:lvlJc w:val="left"/>
+      <w:pPr>
+        <w:tabs>
+          <w:tab w:val="num" w:pos="5760"/>
+        </w:tabs>
+        <w:ind w:left="5760" w:hanging="360"/>
+      </w:pPr>
+      <w:rPr>
+        <w:rFonts w:ascii="Wingdings" w:hAnsi="Wingdings" w:hint="default"/>
+        <w:sz w:val="20"/>
+      </w:rPr>
+    </w:lvl>
+    <w:lvl w:ilvl="8" w:tentative="1">
+      <w:start w:val="1"/>
+      <w:numFmt w:val="bullet"/>
+      <w:lvlText w:val=""/>
+      <w:lvlJc w:val="left"/>
+      <w:pPr>
+        <w:tabs>
+          <w:tab w:val="num" w:pos="6480"/>
+        </w:tabs>
+        <w:ind w:left="6480" w:hanging="360"/>
+      </w:pPr>
+      <w:rPr>
+        <w:rFonts w:ascii="Wingdings" w:hAnsi="Wingdings" w:hint="default"/>
+        <w:sz w:val="20"/>
+      </w:rPr>
+    </w:lvl>
+  </w:abstractNum>
+  <w:abstractNum w:abstractNumId="29" w15:restartNumberingAfterBreak="0">
     <w:nsid w:val="458B166A"/>
     <w:multiLevelType w:val="multilevel"/>
     <w:tmpl w:val="4DCAD78A"/>
@@ -9620,7 +11250,7 @@
       </w:rPr>
     </w:lvl>
   </w:abstractNum>
-  <w:abstractNum w:abstractNumId="23" w15:restartNumberingAfterBreak="0">
+  <w:abstractNum w:abstractNumId="30" w15:restartNumberingAfterBreak="0">
     <w:nsid w:val="49F27F4D"/>
     <w:multiLevelType w:val="multilevel"/>
     <w:tmpl w:val="16F4DCBC"/>
@@ -9769,7 +11399,7 @@
       </w:rPr>
     </w:lvl>
   </w:abstractNum>
-  <w:abstractNum w:abstractNumId="24" w15:restartNumberingAfterBreak="0">
+  <w:abstractNum w:abstractNumId="31" w15:restartNumberingAfterBreak="0">
     <w:nsid w:val="4C824DB6"/>
     <w:multiLevelType w:val="multilevel"/>
     <w:tmpl w:val="E5E05EC2"/>
@@ -9918,7 +11548,7 @@
       </w:rPr>
     </w:lvl>
   </w:abstractNum>
-  <w:abstractNum w:abstractNumId="25" w15:restartNumberingAfterBreak="0">
+  <w:abstractNum w:abstractNumId="32" w15:restartNumberingAfterBreak="0">
     <w:nsid w:val="4EF0166F"/>
     <w:multiLevelType w:val="multilevel"/>
     <w:tmpl w:val="CC928E2C"/>
@@ -10067,7 +11697,7 @@
       </w:rPr>
     </w:lvl>
   </w:abstractNum>
-  <w:abstractNum w:abstractNumId="26" w15:restartNumberingAfterBreak="0">
+  <w:abstractNum w:abstractNumId="33" w15:restartNumberingAfterBreak="0">
     <w:nsid w:val="5284465F"/>
     <w:multiLevelType w:val="multilevel"/>
     <w:tmpl w:val="D4E29BC4"/>
@@ -10216,7 +11846,7 @@
       </w:rPr>
     </w:lvl>
   </w:abstractNum>
-  <w:abstractNum w:abstractNumId="27" w15:restartNumberingAfterBreak="0">
+  <w:abstractNum w:abstractNumId="34" w15:restartNumberingAfterBreak="0">
     <w:nsid w:val="56DB6A8F"/>
     <w:multiLevelType w:val="multilevel"/>
     <w:tmpl w:val="7BE443D2"/>
@@ -10365,7 +11995,7 @@
       </w:rPr>
     </w:lvl>
   </w:abstractNum>
-  <w:abstractNum w:abstractNumId="28" w15:restartNumberingAfterBreak="0">
+  <w:abstractNum w:abstractNumId="35" w15:restartNumberingAfterBreak="0">
     <w:nsid w:val="58753B03"/>
     <w:multiLevelType w:val="multilevel"/>
     <w:tmpl w:val="1FB02BF8"/>
@@ -10514,7 +12144,7 @@
       </w:rPr>
     </w:lvl>
   </w:abstractNum>
-  <w:abstractNum w:abstractNumId="29" w15:restartNumberingAfterBreak="0">
+  <w:abstractNum w:abstractNumId="36" w15:restartNumberingAfterBreak="0">
     <w:nsid w:val="59CE7B13"/>
     <w:multiLevelType w:val="multilevel"/>
     <w:tmpl w:val="D65AD2F2"/>
@@ -10663,7 +12293,7 @@
       </w:rPr>
     </w:lvl>
   </w:abstractNum>
-  <w:abstractNum w:abstractNumId="30" w15:restartNumberingAfterBreak="0">
+  <w:abstractNum w:abstractNumId="37" w15:restartNumberingAfterBreak="0">
     <w:nsid w:val="5A2F128D"/>
     <w:multiLevelType w:val="multilevel"/>
     <w:tmpl w:val="E2767930"/>
@@ -10812,7 +12442,7 @@
       </w:rPr>
     </w:lvl>
   </w:abstractNum>
-  <w:abstractNum w:abstractNumId="31" w15:restartNumberingAfterBreak="0">
+  <w:abstractNum w:abstractNumId="38" w15:restartNumberingAfterBreak="0">
     <w:nsid w:val="5FA471C8"/>
     <w:multiLevelType w:val="multilevel"/>
     <w:tmpl w:val="B0CC01F2"/>
@@ -10961,7 +12591,7 @@
       </w:rPr>
     </w:lvl>
   </w:abstractNum>
-  <w:abstractNum w:abstractNumId="32" w15:restartNumberingAfterBreak="0">
+  <w:abstractNum w:abstractNumId="39" w15:restartNumberingAfterBreak="0">
     <w:nsid w:val="60C83428"/>
     <w:multiLevelType w:val="multilevel"/>
     <w:tmpl w:val="5D609832"/>
@@ -11110,7 +12740,156 @@
       </w:rPr>
     </w:lvl>
   </w:abstractNum>
-  <w:abstractNum w:abstractNumId="33" w15:restartNumberingAfterBreak="0">
+  <w:abstractNum w:abstractNumId="40" w15:restartNumberingAfterBreak="0">
+    <w:nsid w:val="66E94D37"/>
+    <w:multiLevelType w:val="multilevel"/>
+    <w:tmpl w:val="EE143E68"/>
+    <w:lvl w:ilvl="0">
+      <w:start w:val="1"/>
+      <w:numFmt w:val="bullet"/>
+      <w:lvlText w:val=""/>
+      <w:lvlJc w:val="left"/>
+      <w:pPr>
+        <w:tabs>
+          <w:tab w:val="num" w:pos="720"/>
+        </w:tabs>
+        <w:ind w:left="720" w:hanging="360"/>
+      </w:pPr>
+      <w:rPr>
+        <w:rFonts w:ascii="Symbol" w:hAnsi="Symbol" w:hint="default"/>
+        <w:sz w:val="20"/>
+      </w:rPr>
+    </w:lvl>
+    <w:lvl w:ilvl="1" w:tentative="1">
+      <w:start w:val="1"/>
+      <w:numFmt w:val="bullet"/>
+      <w:lvlText w:val="o"/>
+      <w:lvlJc w:val="left"/>
+      <w:pPr>
+        <w:tabs>
+          <w:tab w:val="num" w:pos="1440"/>
+        </w:tabs>
+        <w:ind w:left="1440" w:hanging="360"/>
+      </w:pPr>
+      <w:rPr>
+        <w:rFonts w:ascii="Courier New" w:hAnsi="Courier New" w:hint="default"/>
+        <w:sz w:val="20"/>
+      </w:rPr>
+    </w:lvl>
+    <w:lvl w:ilvl="2" w:tentative="1">
+      <w:start w:val="1"/>
+      <w:numFmt w:val="bullet"/>
+      <w:lvlText w:val=""/>
+      <w:lvlJc w:val="left"/>
+      <w:pPr>
+        <w:tabs>
+          <w:tab w:val="num" w:pos="2160"/>
+        </w:tabs>
+        <w:ind w:left="2160" w:hanging="360"/>
+      </w:pPr>
+      <w:rPr>
+        <w:rFonts w:ascii="Wingdings" w:hAnsi="Wingdings" w:hint="default"/>
+        <w:sz w:val="20"/>
+      </w:rPr>
+    </w:lvl>
+    <w:lvl w:ilvl="3" w:tentative="1">
+      <w:start w:val="1"/>
+      <w:numFmt w:val="bullet"/>
+      <w:lvlText w:val=""/>
+      <w:lvlJc w:val="left"/>
+      <w:pPr>
+        <w:tabs>
+          <w:tab w:val="num" w:pos="2880"/>
+        </w:tabs>
+        <w:ind w:left="2880" w:hanging="360"/>
+      </w:pPr>
+      <w:rPr>
+        <w:rFonts w:ascii="Wingdings" w:hAnsi="Wingdings" w:hint="default"/>
+        <w:sz w:val="20"/>
+      </w:rPr>
+    </w:lvl>
+    <w:lvl w:ilvl="4" w:tentative="1">
+      <w:start w:val="1"/>
+      <w:numFmt w:val="bullet"/>
+      <w:lvlText w:val=""/>
+      <w:lvlJc w:val="left"/>
+      <w:pPr>
+        <w:tabs>
+          <w:tab w:val="num" w:pos="3600"/>
+        </w:tabs>
+        <w:ind w:left="3600" w:hanging="360"/>
+      </w:pPr>
+      <w:rPr>
+        <w:rFonts w:ascii="Wingdings" w:hAnsi="Wingdings" w:hint="default"/>
+        <w:sz w:val="20"/>
+      </w:rPr>
+    </w:lvl>
+    <w:lvl w:ilvl="5" w:tentative="1">
+      <w:start w:val="1"/>
+      <w:numFmt w:val="bullet"/>
+      <w:lvlText w:val=""/>
+      <w:lvlJc w:val="left"/>
+      <w:pPr>
+        <w:tabs>
+          <w:tab w:val="num" w:pos="4320"/>
+        </w:tabs>
+        <w:ind w:left="4320" w:hanging="360"/>
+      </w:pPr>
+      <w:rPr>
+        <w:rFonts w:ascii="Wingdings" w:hAnsi="Wingdings" w:hint="default"/>
+        <w:sz w:val="20"/>
+      </w:rPr>
+    </w:lvl>
+    <w:lvl w:ilvl="6" w:tentative="1">
+      <w:start w:val="1"/>
+      <w:numFmt w:val="bullet"/>
+      <w:lvlText w:val=""/>
+      <w:lvlJc w:val="left"/>
+      <w:pPr>
+        <w:tabs>
+          <w:tab w:val="num" w:pos="5040"/>
+        </w:tabs>
+        <w:ind w:left="5040" w:hanging="360"/>
+      </w:pPr>
+      <w:rPr>
+        <w:rFonts w:ascii="Wingdings" w:hAnsi="Wingdings" w:hint="default"/>
+        <w:sz w:val="20"/>
+      </w:rPr>
+    </w:lvl>
+    <w:lvl w:ilvl="7" w:tentative="1">
+      <w:start w:val="1"/>
+      <w:numFmt w:val="bullet"/>
+      <w:lvlText w:val=""/>
+      <w:lvlJc w:val="left"/>
+      <w:pPr>
+        <w:tabs>
+          <w:tab w:val="num" w:pos="5760"/>
+        </w:tabs>
+        <w:ind w:left="5760" w:hanging="360"/>
+      </w:pPr>
+      <w:rPr>
+        <w:rFonts w:ascii="Wingdings" w:hAnsi="Wingdings" w:hint="default"/>
+        <w:sz w:val="20"/>
+      </w:rPr>
+    </w:lvl>
+    <w:lvl w:ilvl="8" w:tentative="1">
+      <w:start w:val="1"/>
+      <w:numFmt w:val="bullet"/>
+      <w:lvlText w:val=""/>
+      <w:lvlJc w:val="left"/>
+      <w:pPr>
+        <w:tabs>
+          <w:tab w:val="num" w:pos="6480"/>
+        </w:tabs>
+        <w:ind w:left="6480" w:hanging="360"/>
+      </w:pPr>
+      <w:rPr>
+        <w:rFonts w:ascii="Wingdings" w:hAnsi="Wingdings" w:hint="default"/>
+        <w:sz w:val="20"/>
+      </w:rPr>
+    </w:lvl>
+  </w:abstractNum>
+  <w:abstractNum w:abstractNumId="41" w15:restartNumberingAfterBreak="0">
     <w:nsid w:val="68171A6A"/>
     <w:multiLevelType w:val="multilevel"/>
     <w:tmpl w:val="1DA8010E"/>
@@ -11259,7 +13038,7 @@
       </w:rPr>
     </w:lvl>
   </w:abstractNum>
-  <w:abstractNum w:abstractNumId="34" w15:restartNumberingAfterBreak="0">
+  <w:abstractNum w:abstractNumId="42" w15:restartNumberingAfterBreak="0">
     <w:nsid w:val="6AB90246"/>
     <w:multiLevelType w:val="multilevel"/>
     <w:tmpl w:val="E64CA496"/>
@@ -11408,7 +13187,7 @@
       </w:rPr>
     </w:lvl>
   </w:abstractNum>
-  <w:abstractNum w:abstractNumId="35" w15:restartNumberingAfterBreak="0">
+  <w:abstractNum w:abstractNumId="43" w15:restartNumberingAfterBreak="0">
     <w:nsid w:val="6BF558F9"/>
     <w:multiLevelType w:val="multilevel"/>
     <w:tmpl w:val="1AAEE458"/>
@@ -11557,7 +13336,7 @@
       </w:rPr>
     </w:lvl>
   </w:abstractNum>
-  <w:abstractNum w:abstractNumId="36" w15:restartNumberingAfterBreak="0">
+  <w:abstractNum w:abstractNumId="44" w15:restartNumberingAfterBreak="0">
     <w:nsid w:val="6CBD6318"/>
     <w:multiLevelType w:val="multilevel"/>
     <w:tmpl w:val="CB668836"/>
@@ -11706,7 +13485,7 @@
       </w:rPr>
     </w:lvl>
   </w:abstractNum>
-  <w:abstractNum w:abstractNumId="37" w15:restartNumberingAfterBreak="0">
+  <w:abstractNum w:abstractNumId="45" w15:restartNumberingAfterBreak="0">
     <w:nsid w:val="6D26204B"/>
     <w:multiLevelType w:val="multilevel"/>
     <w:tmpl w:val="0D084528"/>
@@ -11855,7 +13634,7 @@
       </w:rPr>
     </w:lvl>
   </w:abstractNum>
-  <w:abstractNum w:abstractNumId="38" w15:restartNumberingAfterBreak="0">
+  <w:abstractNum w:abstractNumId="46" w15:restartNumberingAfterBreak="0">
     <w:nsid w:val="75337876"/>
     <w:multiLevelType w:val="multilevel"/>
     <w:tmpl w:val="123CC844"/>
@@ -12004,7 +13783,7 @@
       </w:rPr>
     </w:lvl>
   </w:abstractNum>
-  <w:abstractNum w:abstractNumId="39" w15:restartNumberingAfterBreak="0">
+  <w:abstractNum w:abstractNumId="47" w15:restartNumberingAfterBreak="0">
     <w:nsid w:val="7C441E25"/>
     <w:multiLevelType w:val="multilevel"/>
     <w:tmpl w:val="36409CCA"/>
@@ -12154,10 +13933,10 @@
     </w:lvl>
   </w:abstractNum>
   <w:num w:numId="1" w16cid:durableId="1295334077">
-    <w:abstractNumId w:val="35"/>
+    <w:abstractNumId w:val="43"/>
   </w:num>
   <w:num w:numId="2" w16cid:durableId="1878544649">
-    <w:abstractNumId w:val="33"/>
+    <w:abstractNumId w:val="41"/>
   </w:num>
   <w:num w:numId="3" w16cid:durableId="841551835">
     <w:abstractNumId w:val="1"/>
@@ -12166,91 +13945,91 @@
     <w:abstractNumId w:val="0"/>
   </w:num>
   <w:num w:numId="5" w16cid:durableId="497963313">
-    <w:abstractNumId w:val="32"/>
+    <w:abstractNumId w:val="39"/>
   </w:num>
   <w:num w:numId="6" w16cid:durableId="1310091440">
     <w:abstractNumId w:val="3"/>
   </w:num>
   <w:num w:numId="7" w16cid:durableId="537278599">
-    <w:abstractNumId w:val="27"/>
+    <w:abstractNumId w:val="34"/>
   </w:num>
   <w:num w:numId="8" w16cid:durableId="2086296032">
-    <w:abstractNumId w:val="31"/>
+    <w:abstractNumId w:val="38"/>
   </w:num>
   <w:num w:numId="9" w16cid:durableId="685788125">
-    <w:abstractNumId w:val="8"/>
+    <w:abstractNumId w:val="9"/>
   </w:num>
   <w:num w:numId="10" w16cid:durableId="375006658">
     <w:abstractNumId w:val="6"/>
   </w:num>
   <w:num w:numId="11" w16cid:durableId="1256017417">
-    <w:abstractNumId w:val="12"/>
+    <w:abstractNumId w:val="15"/>
   </w:num>
   <w:num w:numId="12" w16cid:durableId="1898589642">
-    <w:abstractNumId w:val="36"/>
+    <w:abstractNumId w:val="44"/>
   </w:num>
   <w:num w:numId="13" w16cid:durableId="2078746755">
-    <w:abstractNumId w:val="15"/>
+    <w:abstractNumId w:val="18"/>
   </w:num>
   <w:num w:numId="14" w16cid:durableId="1318727103">
+    <w:abstractNumId w:val="37"/>
+  </w:num>
+  <w:num w:numId="15" w16cid:durableId="2049839770">
+    <w:abstractNumId w:val="25"/>
+  </w:num>
+  <w:num w:numId="16" w16cid:durableId="1326395250">
+    <w:abstractNumId w:val="32"/>
+  </w:num>
+  <w:num w:numId="17" w16cid:durableId="431442543">
+    <w:abstractNumId w:val="33"/>
+  </w:num>
+  <w:num w:numId="18" w16cid:durableId="897594723">
+    <w:abstractNumId w:val="26"/>
+  </w:num>
+  <w:num w:numId="19" w16cid:durableId="1650359420">
+    <w:abstractNumId w:val="27"/>
+  </w:num>
+  <w:num w:numId="20" w16cid:durableId="924723703">
+    <w:abstractNumId w:val="47"/>
+  </w:num>
+  <w:num w:numId="21" w16cid:durableId="644744450">
+    <w:abstractNumId w:val="11"/>
+  </w:num>
+  <w:num w:numId="22" w16cid:durableId="1597790128">
     <w:abstractNumId w:val="30"/>
   </w:num>
-  <w:num w:numId="15" w16cid:durableId="2049839770">
-    <w:abstractNumId w:val="19"/>
+  <w:num w:numId="23" w16cid:durableId="1578245166">
+    <w:abstractNumId w:val="24"/>
   </w:num>
-  <w:num w:numId="16" w16cid:durableId="1326395250">
-    <w:abstractNumId w:val="25"/>
+  <w:num w:numId="24" w16cid:durableId="2104107294">
+    <w:abstractNumId w:val="16"/>
   </w:num>
-  <w:num w:numId="17" w16cid:durableId="431442543">
-    <w:abstractNumId w:val="26"/>
-  </w:num>
-  <w:num w:numId="18" w16cid:durableId="897594723">
-    <w:abstractNumId w:val="20"/>
-  </w:num>
-  <w:num w:numId="19" w16cid:durableId="1650359420">
-    <w:abstractNumId w:val="21"/>
-  </w:num>
-  <w:num w:numId="20" w16cid:durableId="924723703">
-    <w:abstractNumId w:val="39"/>
-  </w:num>
-  <w:num w:numId="21" w16cid:durableId="644744450">
-    <w:abstractNumId w:val="10"/>
-  </w:num>
-  <w:num w:numId="22" w16cid:durableId="1597790128">
+  <w:num w:numId="25" w16cid:durableId="1164466548">
     <w:abstractNumId w:val="23"/>
   </w:num>
-  <w:num w:numId="23" w16cid:durableId="1578245166">
-    <w:abstractNumId w:val="18"/>
-  </w:num>
-  <w:num w:numId="24" w16cid:durableId="2104107294">
-    <w:abstractNumId w:val="13"/>
-  </w:num>
-  <w:num w:numId="25" w16cid:durableId="1164466548">
-    <w:abstractNumId w:val="17"/>
-  </w:num>
   <w:num w:numId="26" w16cid:durableId="1100368263">
-    <w:abstractNumId w:val="38"/>
+    <w:abstractNumId w:val="46"/>
   </w:num>
   <w:num w:numId="27" w16cid:durableId="1024138459">
     <w:abstractNumId w:val="5"/>
   </w:num>
   <w:num w:numId="28" w16cid:durableId="1002313410">
-    <w:abstractNumId w:val="22"/>
+    <w:abstractNumId w:val="29"/>
   </w:num>
   <w:num w:numId="29" w16cid:durableId="2118939165">
-    <w:abstractNumId w:val="14"/>
+    <w:abstractNumId w:val="17"/>
   </w:num>
   <w:num w:numId="30" w16cid:durableId="1716661722">
     <w:abstractNumId w:val="2"/>
   </w:num>
   <w:num w:numId="31" w16cid:durableId="1507137528">
-    <w:abstractNumId w:val="24"/>
+    <w:abstractNumId w:val="31"/>
   </w:num>
   <w:num w:numId="32" w16cid:durableId="1749570501">
-    <w:abstractNumId w:val="16"/>
+    <w:abstractNumId w:val="20"/>
   </w:num>
   <w:num w:numId="33" w16cid:durableId="1034042352">
-    <w:abstractNumId w:val="37"/>
+    <w:abstractNumId w:val="45"/>
   </w:num>
   <w:num w:numId="34" w16cid:durableId="1594507708">
     <w:abstractNumId w:val="7"/>
@@ -12259,19 +14038,43 @@
     <w:abstractNumId w:val="4"/>
   </w:num>
   <w:num w:numId="36" w16cid:durableId="673265050">
+    <w:abstractNumId w:val="35"/>
+  </w:num>
+  <w:num w:numId="37" w16cid:durableId="425662401">
+    <w:abstractNumId w:val="12"/>
+  </w:num>
+  <w:num w:numId="38" w16cid:durableId="1173767283">
+    <w:abstractNumId w:val="42"/>
+  </w:num>
+  <w:num w:numId="39" w16cid:durableId="1681659133">
+    <w:abstractNumId w:val="10"/>
+  </w:num>
+  <w:num w:numId="40" w16cid:durableId="126121844">
+    <w:abstractNumId w:val="36"/>
+  </w:num>
+  <w:num w:numId="41" w16cid:durableId="1383866607">
+    <w:abstractNumId w:val="22"/>
+  </w:num>
+  <w:num w:numId="42" w16cid:durableId="1473594146">
+    <w:abstractNumId w:val="19"/>
+  </w:num>
+  <w:num w:numId="43" w16cid:durableId="713426124">
+    <w:abstractNumId w:val="13"/>
+  </w:num>
+  <w:num w:numId="44" w16cid:durableId="1134756267">
     <w:abstractNumId w:val="28"/>
   </w:num>
-  <w:num w:numId="37" w16cid:durableId="425662401">
-    <w:abstractNumId w:val="11"/>
+  <w:num w:numId="45" w16cid:durableId="1753575794">
+    <w:abstractNumId w:val="8"/>
   </w:num>
-  <w:num w:numId="38" w16cid:durableId="1173767283">
-    <w:abstractNumId w:val="34"/>
+  <w:num w:numId="46" w16cid:durableId="1395078969">
+    <w:abstractNumId w:val="40"/>
   </w:num>
-  <w:num w:numId="39" w16cid:durableId="1681659133">
-    <w:abstractNumId w:val="9"/>
+  <w:num w:numId="47" w16cid:durableId="1278951879">
+    <w:abstractNumId w:val="21"/>
   </w:num>
-  <w:num w:numId="40" w16cid:durableId="126121844">
-    <w:abstractNumId w:val="29"/>
+  <w:num w:numId="48" w16cid:durableId="1820612752">
+    <w:abstractNumId w:val="14"/>
   </w:num>
   <w:numIdMacAtCleanup w:val="40"/>
 </w:numbering>
